--- a/data/cv/cv-head.docx
+++ b/data/cv/cv-head.docx
@@ -30,28 +30,45 @@
               <w:pStyle w:val="CVName"/>
             </w:pPr>
             <w:r>
-              <w:t>Frank Bergemann</w:t>
+              <w:t>Profil</w:t>
+            </w:r>
+          </w:p>
+          <w:p>
+            <w:pPr>
+              <w:pStyle w:val="CVName"/>
+              <w:rPr>
+                <w:sz w:val="24"/>
+                <w:szCs w:val="24"/>
+              </w:rPr>
+            </w:pPr>
+            <w:r>
+              <w:rPr>
+                <w:sz w:val="24"/>
+                <w:szCs w:val="24"/>
+              </w:rPr>
+              <w:t>Donald Duck</w:t>
             </w:r>
           </w:p>
           <w:p>
             <w:pPr>
               <w:pStyle w:val="CVHeadline"/>
             </w:pPr>
+            <w:proofErr w:type="gramStart"/>
             <w:r>
-              <w:t>Senior Software Engineer</w:t>
+              <w:t>Test Architekt</w:t>
             </w:r>
+            <w:proofErr w:type="gramEnd"/>
           </w:p>
           <w:p>
             <w:pPr>
               <w:pStyle w:val="CVContact"/>
             </w:pPr>
-            <w:hyperlink r:id="rId6">
+            <w:hyperlink r:id="rId6" w:history="1">
               <w:r>
                 <w:rPr>
-                  <w:color w:val="2F5D8A"/>
-                  <w:u w:val="single"/>
+                  <w:rStyle w:val="Hyperlink"/>
                 </w:rPr>
-                <w:t>frank.bergemann@gmx.de</w:t>
+                <w:t>donald.duck@gmail.com</w:t>
               </w:r>
             </w:hyperlink>
             <w:r>
@@ -83,10 +100,18 @@
                 <w:noProof/>
               </w:rPr>
               <w:drawing>
-                <wp:inline distT="0" distB="0" distL="0" distR="0" wp14:anchorId="32877A40" wp14:editId="1269B1DC">
-                  <wp:extent cx="1224000" cy="1088831"/>
+                <wp:anchor distT="0" distB="0" distL="114300" distR="114300" simplePos="0" relativeHeight="251658240" behindDoc="0" locked="0" layoutInCell="1" allowOverlap="1" wp14:anchorId="3A3419D6" wp14:editId="2B495271">
+                  <wp:simplePos x="0" y="0"/>
+                  <wp:positionH relativeFrom="column">
+                    <wp:posOffset>145001</wp:posOffset>
+                  </wp:positionH>
+                  <wp:positionV relativeFrom="paragraph">
+                    <wp:posOffset>-345605</wp:posOffset>
+                  </wp:positionV>
+                  <wp:extent cx="1353600" cy="1353600"/>
                   <wp:effectExtent l="0" t="0" r="0" b="0"/>
-                  <wp:docPr id="1" name="Picture 1"/>
+                  <wp:wrapNone/>
+                  <wp:docPr id="1794840188" name="Grafik 1"/>
                   <wp:cNvGraphicFramePr>
                     <a:graphicFrameLocks xmlns:a="http://schemas.openxmlformats.org/drawingml/2006/main" noChangeAspect="1"/>
                   </wp:cNvGraphicFramePr>
@@ -94,7 +119,7 @@
                     <a:graphicData uri="http://schemas.openxmlformats.org/drawingml/2006/picture">
                       <pic:pic xmlns:pic="http://schemas.openxmlformats.org/drawingml/2006/picture">
                         <pic:nvPicPr>
-                          <pic:cNvPr id="0" name="image.jpg"/>
+                          <pic:cNvPr id="1794840188" name="Grafik 1794840188"/>
                           <pic:cNvPicPr/>
                         </pic:nvPicPr>
                         <pic:blipFill>
@@ -106,7 +131,7 @@
                         <pic:spPr>
                           <a:xfrm>
                             <a:off x="0" y="0"/>
-                            <a:ext cx="1224000" cy="1088831"/>
+                            <a:ext cx="1353600" cy="1353600"/>
                           </a:xfrm>
                           <a:prstGeom prst="rect">
                             <a:avLst/>
@@ -115,7 +140,13 @@
                       </pic:pic>
                     </a:graphicData>
                   </a:graphic>
-                </wp:inline>
+                  <wp14:sizeRelH relativeFrom="margin">
+                    <wp14:pctWidth>0</wp14:pctWidth>
+                  </wp14:sizeRelH>
+                  <wp14:sizeRelV relativeFrom="margin">
+                    <wp14:pctHeight>0</wp14:pctHeight>
+                  </wp14:sizeRelV>
+                </wp:anchor>
               </w:drawing>
             </w:r>
           </w:p>
@@ -127,16 +158,7 @@
         <w:pStyle w:val="CVSummary"/>
       </w:pPr>
       <w:r>
-        <w:t xml:space="preserve">Kurzprofil in zwei bis drei Sätzen: Was machst du, worin bist du stark, was suchst du. Alles oberhalb der ersten </w:t>
-      </w:r>
-      <w:r>
-        <w:rPr>
-          <w:rFonts w:ascii="Consolas" w:hAnsi="Consolas"/>
-        </w:rPr>
-        <w:t>##</w:t>
-      </w:r>
-      <w:r>
-        <w:t>-Überschrift landet hier.</w:t>
+        <w:t>Kurzprofil in zwei bis drei Sätzen: Was machst du, worin bist du stark, was suchst du.</w:t>
       </w:r>
     </w:p>
     <w:p>
@@ -155,7 +177,13 @@
         <w:pStyle w:val="CVEntry"/>
       </w:pPr>
       <w:r>
-        <w:t>Senior Software Engineer — Beispiel GmbH</w:t>
+        <w:t xml:space="preserve">Senior </w:t>
+      </w:r>
+      <w:r>
+        <w:t>Testautomation</w:t>
+      </w:r>
+      <w:r>
+        <w:t xml:space="preserve"> Engineer — Beispiel GmbH</w:t>
       </w:r>
     </w:p>
     <w:p>
@@ -166,8 +194,16 @@
         <w:rPr>
           <w:i/>
         </w:rPr>
-        <w:t>2021 – heute · Remote</w:t>
+        <w:t xml:space="preserve">2021 – heute · </w:t>
       </w:r>
+      <w:proofErr w:type="gramStart"/>
+      <w:r>
+        <w:rPr>
+          <w:i/>
+        </w:rPr>
+        <w:t>Remote</w:t>
+      </w:r>
+      <w:proofErr w:type="gramEnd"/>
     </w:p>
     <w:p>
       <w:pPr>
@@ -184,7 +220,18 @@
         <w:spacing w:after="40"/>
       </w:pPr>
       <w:r>
-        <w:t>Verantwortung: Architektur der Zahlungsanbindung, Team aus 4 Entwicklern.</w:t>
+        <w:t xml:space="preserve">Verantwortung: Architektur der Zahlungsanbindung, Team aus </w:t>
+      </w:r>
+      <w:r>
+        <w:t xml:space="preserve">4 </w:t>
+      </w:r>
+      <w:proofErr w:type="spellStart"/>
+      <w:r>
+        <w:t>Testautomatisierern</w:t>
+      </w:r>
+      <w:proofErr w:type="spellEnd"/>
+      <w:r>
+        <w:t>.</w:t>
       </w:r>
     </w:p>
     <w:p>
@@ -193,15 +240,36 @@
         <w:spacing w:after="40"/>
       </w:pPr>
       <w:r>
-        <w:t>Technisch: Python, FastAPI, PostgreSQL, Kubernetes.</w:t>
+        <w:t xml:space="preserve">Technisch: Python, </w:t>
+      </w:r>
+      <w:proofErr w:type="spellStart"/>
+      <w:r>
+        <w:t>FastAPI</w:t>
+      </w:r>
+      <w:proofErr w:type="spellEnd"/>
+      <w:r>
+        <w:t xml:space="preserve">, PostgreSQL, </w:t>
+      </w:r>
+      <w:proofErr w:type="spellStart"/>
+      <w:r>
+        <w:t>Kubernetes</w:t>
+      </w:r>
+      <w:proofErr w:type="spellEnd"/>
+      <w:r>
+        <w:t>.</w:t>
       </w:r>
     </w:p>
     <w:p>
       <w:pPr>
         <w:pStyle w:val="CVEntry"/>
       </w:pPr>
+      <w:proofErr w:type="gramStart"/>
       <w:r>
-        <w:t>Software Engineer — Andere GmbH</w:t>
+        <w:t>Software Engineer</w:t>
+      </w:r>
+      <w:proofErr w:type="gramEnd"/>
+      <w:r>
+        <w:t xml:space="preserve"> — Andere GmbH</w:t>
       </w:r>
     </w:p>
     <w:p>
@@ -231,5133 +299,6 @@
       </w:pPr>
       <w:r>
         <w:t>Zweiter Punkt, ebenfalls mit konkretem Ergebnis.</w:t>
-      </w:r>
-    </w:p>
-    <w:p>
-      <w:pPr>
-        <w:pStyle w:val="CVSectionHeading"/>
-        <w:pBdr>
-          <w:bottom w:val="single" w:sz="6" w:space="2" w:color="D4D7DB"/>
-        </w:pBdr>
-      </w:pPr>
-      <w:r>
-        <w:t>Projekthistorie</w:t>
-      </w:r>
-    </w:p>
-    <w:tbl>
-      <w:tblPr>
-        <w:tblStyle w:val="Tabellenraster"/>
-        <w:tblW w:w="0" w:type="auto"/>
-        <w:tblLayout w:type="fixed"/>
-        <w:tblCellMar>
-          <w:top w:w="56" w:type="dxa"/>
-          <w:left w:w="80" w:type="dxa"/>
-          <w:bottom w:w="56" w:type="dxa"/>
-          <w:right w:w="80" w:type="dxa"/>
-        </w:tblCellMar>
-        <w:tblLook w:val="04A0" w:firstRow="1" w:lastRow="0" w:firstColumn="1" w:lastColumn="0" w:noHBand="0" w:noVBand="1"/>
-      </w:tblPr>
-      <w:tblGrid>
-        <w:gridCol w:w="2062"/>
-        <w:gridCol w:w="8142"/>
-      </w:tblGrid>
-      <w:tr>
-        <w:tc>
-          <w:tcPr>
-            <w:tcW w:w="2062" w:type="dxa"/>
-          </w:tcPr>
-          <w:p>
-            <w:pPr>
-              <w:pStyle w:val="CVBody"/>
-            </w:pPr>
-            <w:r>
-              <w:rPr>
-                <w:b/>
-                <w:sz w:val="20"/>
-              </w:rPr>
-              <w:t>02/2026 – 07/2026</w:t>
-            </w:r>
-          </w:p>
-          <w:p>
-            <w:pPr>
-              <w:pStyle w:val="CVBody"/>
-            </w:pPr>
-            <w:r>
-              <w:rPr>
-                <w:b/>
-                <w:sz w:val="20"/>
-              </w:rPr>
-              <w:t>Rolle:</w:t>
-            </w:r>
-          </w:p>
-          <w:p>
-            <w:pPr>
-              <w:pStyle w:val="CVBody"/>
-            </w:pPr>
-            <w:r>
-              <w:rPr>
-                <w:sz w:val="20"/>
-              </w:rPr>
-              <w:t>programmweiter Testmanager</w:t>
-            </w:r>
-          </w:p>
-          <w:p>
-            <w:pPr>
-              <w:pStyle w:val="CVBody"/>
-            </w:pPr>
-          </w:p>
-          <w:p>
-            <w:pPr>
-              <w:pStyle w:val="CVBody"/>
-            </w:pPr>
-            <w:r>
-              <w:rPr>
-                <w:b/>
-                <w:sz w:val="20"/>
-              </w:rPr>
-              <w:t xml:space="preserve">Kunde: </w:t>
-            </w:r>
-          </w:p>
-          <w:p>
-            <w:pPr>
-              <w:pStyle w:val="CVBody"/>
-            </w:pPr>
-            <w:r>
-              <w:rPr>
-                <w:sz w:val="20"/>
-              </w:rPr>
-              <w:t>Land Schleswig-Holstein</w:t>
-            </w:r>
-          </w:p>
-        </w:tc>
-        <w:tc>
-          <w:tcPr>
-            <w:tcW w:w="8142" w:type="dxa"/>
-          </w:tcPr>
-          <w:p>
-            <w:pPr>
-              <w:pStyle w:val="CVBody"/>
-            </w:pPr>
-            <w:r>
-              <w:rPr>
-                <w:b/>
-                <w:sz w:val="20"/>
-              </w:rPr>
-              <w:t>Tätigkeiten</w:t>
-            </w:r>
-          </w:p>
-          <w:p>
-            <w:pPr>
-              <w:pStyle w:val="Aufzhlungszeichen"/>
-            </w:pPr>
-            <w:r>
-              <w:rPr>
-                <w:color w:val="000000"/>
-                <w:sz w:val="20"/>
-              </w:rPr>
-              <w:t>Konzeption/Abstimmung zur Einführung einer Integrationstestumgebung</w:t>
-            </w:r>
-          </w:p>
-          <w:p>
-            <w:pPr>
-              <w:pStyle w:val="Aufzhlungszeichen"/>
-            </w:pPr>
-            <w:r>
-              <w:rPr>
-                <w:color w:val="000000"/>
-                <w:sz w:val="20"/>
-              </w:rPr>
-              <w:t>Konzeption/Abstimmung zur Einführung von Jira/Xray als Testmanagement-Tool</w:t>
-            </w:r>
-          </w:p>
-          <w:p>
-            <w:pPr>
-              <w:pStyle w:val="Aufzhlungszeichen"/>
-            </w:pPr>
-            <w:r>
-              <w:rPr>
-                <w:color w:val="000000"/>
-                <w:sz w:val="20"/>
-              </w:rPr>
-              <w:t>Konzeption/Abstimmung des Anlageprozesses von Testkonten im Active Directory</w:t>
-            </w:r>
-          </w:p>
-          <w:p>
-            <w:pPr>
-              <w:pStyle w:val="Aufzhlungszeichen"/>
-            </w:pPr>
-            <w:r>
-              <w:rPr>
-                <w:color w:val="000000"/>
-                <w:sz w:val="20"/>
-              </w:rPr>
-              <w:t>Kostenermittlung für Bereitstellung von Testumgebungen &amp; von Jira, Xray, gitLab</w:t>
-            </w:r>
-          </w:p>
-          <w:p>
-            <w:pPr>
-              <w:pStyle w:val="Aufzhlungszeichen"/>
-            </w:pPr>
-            <w:r>
-              <w:rPr>
-                <w:color w:val="000000"/>
-                <w:sz w:val="20"/>
-              </w:rPr>
-              <w:t>Unterstützung von Testautomatisierung im Programm, Ressourcen-Beschaffung</w:t>
-            </w:r>
-          </w:p>
-          <w:p>
-            <w:pPr>
-              <w:pStyle w:val="Aufzhlungszeichen"/>
-            </w:pPr>
-            <w:r>
-              <w:rPr>
-                <w:color w:val="000000"/>
-                <w:sz w:val="20"/>
-              </w:rPr>
-              <w:t>Regelkommunikation mit der Programmleitung und den Testbeteiligten</w:t>
-            </w:r>
-          </w:p>
-          <w:p>
-            <w:pPr>
-              <w:pStyle w:val="Aufzhlungszeichen"/>
-            </w:pPr>
-            <w:r>
-              <w:rPr>
-                <w:color w:val="000000"/>
-                <w:sz w:val="20"/>
-              </w:rPr>
-              <w:t>Organisation und Ausrichtung von Meetings zu Testthemen</w:t>
-            </w:r>
-          </w:p>
-          <w:p>
-            <w:pPr>
-              <w:pStyle w:val="Aufzhlungszeichen"/>
-            </w:pPr>
-            <w:r>
-              <w:rPr>
-                <w:color w:val="000000"/>
-                <w:sz w:val="20"/>
-              </w:rPr>
-              <w:t>Dokumentation im Confluence und in MS Office</w:t>
-            </w:r>
-          </w:p>
-        </w:tc>
-      </w:tr>
-      <w:tr>
-        <w:tc>
-          <w:tcPr>
-            <w:tcW w:w="2062" w:type="dxa"/>
-          </w:tcPr>
-          <w:p>
-            <w:pPr>
-              <w:pStyle w:val="CVBody"/>
-            </w:pPr>
-            <w:r>
-              <w:rPr>
-                <w:b/>
-                <w:sz w:val="20"/>
-              </w:rPr>
-              <w:t>Tools</w:t>
-            </w:r>
-          </w:p>
-        </w:tc>
-        <w:tc>
-          <w:tcPr>
-            <w:tcW w:w="8142" w:type="dxa"/>
-          </w:tcPr>
-          <w:p>
-            <w:pPr>
-              <w:pStyle w:val="CVBody"/>
-            </w:pPr>
-            <w:r>
-              <w:rPr>
-                <w:sz w:val="20"/>
-              </w:rPr>
-              <w:t>MS-Office, Confluence, MS-Sharepoint, Video-Conferencing-Anwendungen</w:t>
-            </w:r>
-          </w:p>
-        </w:tc>
-      </w:tr>
-    </w:tbl>
-    <w:p/>
-    <w:tbl>
-      <w:tblPr>
-        <w:tblStyle w:val="Tabellenraster"/>
-        <w:tblW w:w="0" w:type="auto"/>
-        <w:tblLayout w:type="fixed"/>
-        <w:tblCellMar>
-          <w:top w:w="56" w:type="dxa"/>
-          <w:left w:w="80" w:type="dxa"/>
-          <w:bottom w:w="56" w:type="dxa"/>
-          <w:right w:w="80" w:type="dxa"/>
-        </w:tblCellMar>
-        <w:tblLook w:val="04A0" w:firstRow="1" w:lastRow="0" w:firstColumn="1" w:lastColumn="0" w:noHBand="0" w:noVBand="1"/>
-      </w:tblPr>
-      <w:tblGrid>
-        <w:gridCol w:w="2062"/>
-        <w:gridCol w:w="8142"/>
-      </w:tblGrid>
-      <w:tr>
-        <w:tc>
-          <w:tcPr>
-            <w:tcW w:w="2062" w:type="dxa"/>
-          </w:tcPr>
-          <w:p>
-            <w:pPr>
-              <w:pStyle w:val="CVBody"/>
-            </w:pPr>
-            <w:r>
-              <w:rPr>
-                <w:b/>
-                <w:sz w:val="20"/>
-              </w:rPr>
-              <w:t>05/2025 – 09/2025</w:t>
-            </w:r>
-          </w:p>
-          <w:p>
-            <w:pPr>
-              <w:pStyle w:val="CVBody"/>
-            </w:pPr>
-            <w:r>
-              <w:rPr>
-                <w:b/>
-                <w:sz w:val="20"/>
-              </w:rPr>
-              <w:t>Rolle:</w:t>
-            </w:r>
-          </w:p>
-          <w:p>
-            <w:pPr>
-              <w:pStyle w:val="CVBody"/>
-            </w:pPr>
-            <w:r>
-              <w:rPr>
-                <w:sz w:val="20"/>
-              </w:rPr>
-              <w:t>SAP-Testmanager</w:t>
-            </w:r>
-          </w:p>
-          <w:p>
-            <w:pPr>
-              <w:pStyle w:val="CVBody"/>
-            </w:pPr>
-          </w:p>
-          <w:p>
-            <w:pPr>
-              <w:pStyle w:val="CVBody"/>
-            </w:pPr>
-            <w:r>
-              <w:rPr>
-                <w:b/>
-                <w:sz w:val="20"/>
-              </w:rPr>
-              <w:t xml:space="preserve">Kunde/Branche: </w:t>
-            </w:r>
-          </w:p>
-          <w:p>
-            <w:pPr>
-              <w:pStyle w:val="CVBody"/>
-            </w:pPr>
-            <w:r>
-              <w:rPr>
-                <w:sz w:val="20"/>
-              </w:rPr>
-              <w:t>Louis Motorrad GmbH, Handel</w:t>
-            </w:r>
-          </w:p>
-        </w:tc>
-        <w:tc>
-          <w:tcPr>
-            <w:tcW w:w="8142" w:type="dxa"/>
-          </w:tcPr>
-          <w:p>
-            <w:pPr>
-              <w:pStyle w:val="CVBody"/>
-            </w:pPr>
-            <w:r>
-              <w:rPr>
-                <w:b/>
-                <w:sz w:val="20"/>
-              </w:rPr>
-              <w:t>Tätigkeiten</w:t>
-            </w:r>
-          </w:p>
-          <w:p>
-            <w:pPr>
-              <w:pStyle w:val="Aufzhlungszeichen"/>
-            </w:pPr>
-            <w:r>
-              <w:rPr>
-                <w:color w:val="000000"/>
-                <w:sz w:val="20"/>
-              </w:rPr>
-              <w:t>Planung und Leitung von Workshops zur Testfallerstellung für Funktions-, Integrations- und Last- und Performancetest (LuP) von S/4HANA-System</w:t>
-            </w:r>
-          </w:p>
-          <w:p>
-            <w:pPr>
-              <w:pStyle w:val="Aufzhlungszeichen"/>
-            </w:pPr>
-            <w:r>
-              <w:rPr>
-                <w:color w:val="000000"/>
-                <w:sz w:val="20"/>
-              </w:rPr>
-              <w:t>Zeit- und Ressourcenplanung für diese Teststufen</w:t>
-            </w:r>
-          </w:p>
-          <w:p>
-            <w:pPr>
-              <w:pStyle w:val="Aufzhlungszeichen"/>
-            </w:pPr>
-            <w:r>
-              <w:rPr>
-                <w:color w:val="000000"/>
-                <w:sz w:val="20"/>
-              </w:rPr>
-              <w:t>Tracking der Aktivitäten für diese Teststufen (über Jira/Xray)</w:t>
-            </w:r>
-          </w:p>
-          <w:p>
-            <w:pPr>
-              <w:pStyle w:val="Aufzhlungszeichen"/>
-            </w:pPr>
-            <w:r>
-              <w:rPr>
-                <w:color w:val="000000"/>
-                <w:sz w:val="20"/>
-              </w:rPr>
-              <w:t>Konzepterstellung für LuP-Tests in Confluence</w:t>
-            </w:r>
-          </w:p>
-          <w:p>
-            <w:pPr>
-              <w:pStyle w:val="Aufzhlungszeichen"/>
-            </w:pPr>
-            <w:r>
-              <w:rPr>
-                <w:color w:val="000000"/>
-                <w:sz w:val="20"/>
-              </w:rPr>
-              <w:t>Pflege der Test-Issuetypes in Jira/Xray</w:t>
-            </w:r>
-          </w:p>
-          <w:p>
-            <w:pPr>
-              <w:pStyle w:val="Aufzhlungszeichen"/>
-            </w:pPr>
-            <w:r>
-              <w:rPr>
-                <w:color w:val="000000"/>
-                <w:sz w:val="20"/>
-              </w:rPr>
-              <w:t>Abstimmungsmeetings im Testmanagement-Team und Projektleitung</w:t>
-            </w:r>
-          </w:p>
-        </w:tc>
-      </w:tr>
-      <w:tr>
-        <w:tc>
-          <w:tcPr>
-            <w:tcW w:w="2062" w:type="dxa"/>
-          </w:tcPr>
-          <w:p>
-            <w:pPr>
-              <w:pStyle w:val="CVBody"/>
-            </w:pPr>
-            <w:r>
-              <w:rPr>
-                <w:b/>
-                <w:sz w:val="20"/>
-              </w:rPr>
-              <w:t>Tools</w:t>
-            </w:r>
-          </w:p>
-        </w:tc>
-        <w:tc>
-          <w:tcPr>
-            <w:tcW w:w="8142" w:type="dxa"/>
-          </w:tcPr>
-          <w:p>
-            <w:pPr>
-              <w:pStyle w:val="CVBody"/>
-            </w:pPr>
-            <w:r>
-              <w:rPr>
-                <w:sz w:val="20"/>
-              </w:rPr>
-              <w:t>SAP-S/4HANA, Jira/Xray, Confluence, Office 365, MS Teams</w:t>
-            </w:r>
-          </w:p>
-        </w:tc>
-      </w:tr>
-    </w:tbl>
-    <w:p/>
-    <w:tbl>
-      <w:tblPr>
-        <w:tblStyle w:val="Tabellenraster"/>
-        <w:tblW w:w="0" w:type="auto"/>
-        <w:tblLayout w:type="fixed"/>
-        <w:tblCellMar>
-          <w:top w:w="56" w:type="dxa"/>
-          <w:left w:w="80" w:type="dxa"/>
-          <w:bottom w:w="56" w:type="dxa"/>
-          <w:right w:w="80" w:type="dxa"/>
-        </w:tblCellMar>
-        <w:tblLook w:val="04A0" w:firstRow="1" w:lastRow="0" w:firstColumn="1" w:lastColumn="0" w:noHBand="0" w:noVBand="1"/>
-      </w:tblPr>
-      <w:tblGrid>
-        <w:gridCol w:w="2062"/>
-        <w:gridCol w:w="8142"/>
-      </w:tblGrid>
-      <w:tr>
-        <w:tc>
-          <w:tcPr>
-            <w:tcW w:w="2062" w:type="dxa"/>
-          </w:tcPr>
-          <w:p>
-            <w:pPr>
-              <w:pStyle w:val="CVBody"/>
-            </w:pPr>
-            <w:r>
-              <w:rPr>
-                <w:b/>
-                <w:sz w:val="20"/>
-              </w:rPr>
-              <w:t>06/2025 – 10/2025</w:t>
-            </w:r>
-          </w:p>
-          <w:p>
-            <w:pPr>
-              <w:pStyle w:val="CVBody"/>
-            </w:pPr>
-            <w:r>
-              <w:rPr>
-                <w:b/>
-                <w:sz w:val="20"/>
-              </w:rPr>
-              <w:t>Rolle:</w:t>
-            </w:r>
-          </w:p>
-          <w:p>
-            <w:pPr>
-              <w:pStyle w:val="CVBody"/>
-            </w:pPr>
-            <w:r>
-              <w:rPr>
-                <w:sz w:val="20"/>
-              </w:rPr>
-              <w:lastRenderedPageBreak/>
-              <w:t>Testautomatisierer</w:t>
-            </w:r>
-          </w:p>
-          <w:p>
-            <w:pPr>
-              <w:pStyle w:val="CVBody"/>
-            </w:pPr>
-            <w:r>
-              <w:rPr>
-                <w:b/>
-                <w:sz w:val="20"/>
-              </w:rPr>
-              <w:t xml:space="preserve">Kunde/Branche: </w:t>
-            </w:r>
-          </w:p>
-          <w:p>
-            <w:pPr>
-              <w:pStyle w:val="CVBody"/>
-            </w:pPr>
-            <w:r>
-              <w:rPr>
-                <w:sz w:val="20"/>
-              </w:rPr>
-              <w:t xml:space="preserve">Asklepios, Gesundheitswesen </w:t>
-            </w:r>
-          </w:p>
-        </w:tc>
-        <w:tc>
-          <w:tcPr>
-            <w:tcW w:w="8142" w:type="dxa"/>
-          </w:tcPr>
-          <w:p>
-            <w:pPr>
-              <w:pStyle w:val="CVBody"/>
-            </w:pPr>
-            <w:r>
-              <w:rPr>
-                <w:b/>
-                <w:sz w:val="20"/>
-              </w:rPr>
-              <w:lastRenderedPageBreak/>
-              <w:t>Tätigkeiten</w:t>
-            </w:r>
-          </w:p>
-          <w:p>
-            <w:pPr>
-              <w:pStyle w:val="Aufzhlungszeichen"/>
-            </w:pPr>
-            <w:r>
-              <w:rPr>
-                <w:color w:val="4F81BD"/>
-                <w:sz w:val="20"/>
-              </w:rPr>
-              <w:t>PoC für Testautomatisierung von Fiori-Funktionalität in SAP-S/4HANA-System (FI-Modul)</w:t>
-            </w:r>
-          </w:p>
-          <w:p>
-            <w:pPr>
-              <w:pStyle w:val="Aufzhlungszeichen"/>
-            </w:pPr>
-            <w:r>
-              <w:rPr>
-                <w:color w:val="000000"/>
-                <w:sz w:val="20"/>
-              </w:rPr>
-              <w:t>Konzepterstellung für Testautomatisierung mit Playwright</w:t>
-            </w:r>
-          </w:p>
-          <w:p>
-            <w:pPr>
-              <w:pStyle w:val="Aufzhlungszeichen"/>
-            </w:pPr>
-            <w:r>
-              <w:rPr>
-                <w:color w:val="000000"/>
-                <w:sz w:val="20"/>
-              </w:rPr>
-              <w:lastRenderedPageBreak/>
-              <w:t>Programmierung von Testautomatisierungs-Skripts mit Playwright</w:t>
-            </w:r>
-          </w:p>
-          <w:p>
-            <w:pPr>
-              <w:pStyle w:val="Aufzhlungszeichen"/>
-            </w:pPr>
-            <w:r>
-              <w:rPr>
-                <w:color w:val="000000"/>
-                <w:sz w:val="20"/>
-              </w:rPr>
-              <w:t>Abstimmungsmeetings im Architekten, Fachbereich und IT-Infrastruktur</w:t>
-            </w:r>
-          </w:p>
-        </w:tc>
-      </w:tr>
-      <w:tr>
-        <w:tc>
-          <w:tcPr>
-            <w:tcW w:w="2062" w:type="dxa"/>
-          </w:tcPr>
-          <w:p>
-            <w:pPr>
-              <w:pStyle w:val="CVBody"/>
-            </w:pPr>
-            <w:r>
-              <w:rPr>
-                <w:b/>
-                <w:sz w:val="20"/>
-              </w:rPr>
-              <w:lastRenderedPageBreak/>
-              <w:t>Tools</w:t>
-            </w:r>
-          </w:p>
-        </w:tc>
-        <w:tc>
-          <w:tcPr>
-            <w:tcW w:w="8142" w:type="dxa"/>
-          </w:tcPr>
-          <w:p>
-            <w:pPr>
-              <w:pStyle w:val="CVBody"/>
-            </w:pPr>
-            <w:r>
-              <w:rPr>
-                <w:sz w:val="19"/>
-              </w:rPr>
-              <w:t>SAP S/4HANA, Playwright, TypeScript, JavaScript, gitlab, Eclipse Che, Docker, Jira/Xray, Harbour Container-Repository</w:t>
-            </w:r>
-          </w:p>
-        </w:tc>
-      </w:tr>
-    </w:tbl>
-    <w:p/>
-    <w:tbl>
-      <w:tblPr>
-        <w:tblStyle w:val="Tabellenraster"/>
-        <w:tblW w:w="0" w:type="auto"/>
-        <w:tblLayout w:type="fixed"/>
-        <w:tblCellMar>
-          <w:top w:w="56" w:type="dxa"/>
-          <w:left w:w="80" w:type="dxa"/>
-          <w:bottom w:w="56" w:type="dxa"/>
-          <w:right w:w="80" w:type="dxa"/>
-        </w:tblCellMar>
-        <w:tblLook w:val="04A0" w:firstRow="1" w:lastRow="0" w:firstColumn="1" w:lastColumn="0" w:noHBand="0" w:noVBand="1"/>
-      </w:tblPr>
-      <w:tblGrid>
-        <w:gridCol w:w="2062"/>
-        <w:gridCol w:w="8142"/>
-      </w:tblGrid>
-      <w:tr>
-        <w:tc>
-          <w:tcPr>
-            <w:tcW w:w="2062" w:type="dxa"/>
-          </w:tcPr>
-          <w:p>
-            <w:pPr>
-              <w:pStyle w:val="CVBody"/>
-            </w:pPr>
-            <w:r>
-              <w:rPr>
-                <w:b/>
-                <w:sz w:val="20"/>
-              </w:rPr>
-              <w:t>01/2025 – 04/2025</w:t>
-            </w:r>
-          </w:p>
-          <w:p>
-            <w:pPr>
-              <w:pStyle w:val="CVBody"/>
-            </w:pPr>
-            <w:r>
-              <w:rPr>
-                <w:b/>
-                <w:sz w:val="20"/>
-              </w:rPr>
-              <w:t>Rolle:</w:t>
-            </w:r>
-          </w:p>
-          <w:p>
-            <w:pPr>
-              <w:pStyle w:val="CVBody"/>
-            </w:pPr>
-            <w:r>
-              <w:rPr>
-                <w:sz w:val="20"/>
-              </w:rPr>
-              <w:t>Testmanager</w:t>
-            </w:r>
-          </w:p>
-          <w:p>
-            <w:pPr>
-              <w:pStyle w:val="CVBody"/>
-            </w:pPr>
-            <w:r>
-              <w:rPr>
-                <w:b/>
-                <w:sz w:val="20"/>
-              </w:rPr>
-              <w:t xml:space="preserve">Kunde/Branche: </w:t>
-            </w:r>
-          </w:p>
-          <w:p>
-            <w:pPr>
-              <w:pStyle w:val="CVBody"/>
-            </w:pPr>
-            <w:r>
-              <w:rPr>
-                <w:sz w:val="20"/>
-              </w:rPr>
-              <w:t>Mercedes-Benz Bank, Leasing</w:t>
-            </w:r>
-          </w:p>
-        </w:tc>
-        <w:tc>
-          <w:tcPr>
-            <w:tcW w:w="8142" w:type="dxa"/>
-          </w:tcPr>
-          <w:p>
-            <w:pPr>
-              <w:pStyle w:val="CVBody"/>
-            </w:pPr>
-            <w:r>
-              <w:rPr>
-                <w:b/>
-                <w:sz w:val="20"/>
-              </w:rPr>
-              <w:t>Tätigkeiten (Angebotserstellung)</w:t>
-            </w:r>
-          </w:p>
-          <w:p>
-            <w:pPr>
-              <w:pStyle w:val="Aufzhlungszeichen"/>
-            </w:pPr>
-            <w:r>
-              <w:rPr>
-                <w:color w:val="000000"/>
-                <w:sz w:val="20"/>
-              </w:rPr>
-              <w:t>Entwicklung von Teststrategien und Angebotserstellung (RfP)</w:t>
-            </w:r>
-          </w:p>
-          <w:p>
-            <w:pPr>
-              <w:pStyle w:val="Aufzhlungszeichen"/>
-            </w:pPr>
-            <w:r>
-              <w:rPr>
-                <w:color w:val="000000"/>
-                <w:sz w:val="20"/>
-              </w:rPr>
-              <w:t>Analyse von Lastenheften und Ableitung von Testanforderungen</w:t>
-            </w:r>
-          </w:p>
-          <w:p>
-            <w:pPr>
-              <w:pStyle w:val="Aufzhlungszeichen"/>
-            </w:pPr>
-            <w:r>
-              <w:rPr>
-                <w:color w:val="000000"/>
-                <w:sz w:val="20"/>
-              </w:rPr>
-              <w:t>Testkonzeption und Prozessoptimierung in der Alfa-CRM-Plattform</w:t>
-            </w:r>
-          </w:p>
-          <w:p>
-            <w:pPr>
-              <w:pStyle w:val="Aufzhlungszeichen"/>
-            </w:pPr>
-            <w:r>
-              <w:rPr>
-                <w:color w:val="000000"/>
-                <w:sz w:val="20"/>
-              </w:rPr>
-              <w:t>Konzeption von Accessibility-Tests</w:t>
-            </w:r>
-          </w:p>
-        </w:tc>
-      </w:tr>
-      <w:tr>
-        <w:tc>
-          <w:tcPr>
-            <w:tcW w:w="2062" w:type="dxa"/>
-          </w:tcPr>
-          <w:p>
-            <w:pPr>
-              <w:pStyle w:val="CVBody"/>
-            </w:pPr>
-            <w:r>
-              <w:rPr>
-                <w:b/>
-                <w:sz w:val="20"/>
-              </w:rPr>
-              <w:t>Tools</w:t>
-            </w:r>
-          </w:p>
-        </w:tc>
-        <w:tc>
-          <w:tcPr>
-            <w:tcW w:w="8142" w:type="dxa"/>
-          </w:tcPr>
-          <w:p>
-            <w:pPr>
-              <w:pStyle w:val="CVBody"/>
-            </w:pPr>
-            <w:r>
-              <w:rPr>
-                <w:sz w:val="19"/>
-              </w:rPr>
-              <w:t>CRM-Standardsoftware Alfa, AxeDevTools, MS Accessibility Insights, Office 365</w:t>
-            </w:r>
-          </w:p>
-        </w:tc>
-      </w:tr>
-    </w:tbl>
-    <w:p/>
-    <w:tbl>
-      <w:tblPr>
-        <w:tblStyle w:val="Tabellenraster"/>
-        <w:tblW w:w="0" w:type="auto"/>
-        <w:tblLayout w:type="fixed"/>
-        <w:tblCellMar>
-          <w:top w:w="56" w:type="dxa"/>
-          <w:left w:w="80" w:type="dxa"/>
-          <w:bottom w:w="56" w:type="dxa"/>
-          <w:right w:w="80" w:type="dxa"/>
-        </w:tblCellMar>
-        <w:tblLook w:val="04A0" w:firstRow="1" w:lastRow="0" w:firstColumn="1" w:lastColumn="0" w:noHBand="0" w:noVBand="1"/>
-      </w:tblPr>
-      <w:tblGrid>
-        <w:gridCol w:w="2062"/>
-        <w:gridCol w:w="8142"/>
-      </w:tblGrid>
-      <w:tr>
-        <w:tc>
-          <w:tcPr>
-            <w:tcW w:w="2062" w:type="dxa"/>
-          </w:tcPr>
-          <w:p>
-            <w:pPr>
-              <w:pStyle w:val="CVBody"/>
-            </w:pPr>
-            <w:r>
-              <w:rPr>
-                <w:b/>
-                <w:sz w:val="20"/>
-              </w:rPr>
-              <w:t>01/2025 – 04/2025</w:t>
-            </w:r>
-          </w:p>
-          <w:p>
-            <w:pPr>
-              <w:pStyle w:val="CVBody"/>
-            </w:pPr>
-            <w:r>
-              <w:rPr>
-                <w:b/>
-                <w:sz w:val="20"/>
-              </w:rPr>
-              <w:t>Rolle:</w:t>
-            </w:r>
-          </w:p>
-          <w:p>
-            <w:pPr>
-              <w:pStyle w:val="CVBody"/>
-            </w:pPr>
-            <w:r>
-              <w:rPr>
-                <w:sz w:val="20"/>
-              </w:rPr>
-              <w:t>Testmanager</w:t>
-            </w:r>
-          </w:p>
-          <w:p>
-            <w:pPr>
-              <w:pStyle w:val="CVBody"/>
-            </w:pPr>
-            <w:r>
-              <w:rPr>
-                <w:b/>
-                <w:sz w:val="20"/>
-              </w:rPr>
-              <w:t xml:space="preserve">Kunde/Branche: </w:t>
-            </w:r>
-          </w:p>
-          <w:p>
-            <w:pPr>
-              <w:pStyle w:val="CVBody"/>
-            </w:pPr>
-            <w:r>
-              <w:rPr>
-                <w:sz w:val="20"/>
-              </w:rPr>
-              <w:t>Mercedes-Benz Bank, Leasing</w:t>
-            </w:r>
-          </w:p>
-        </w:tc>
-        <w:tc>
-          <w:tcPr>
-            <w:tcW w:w="8142" w:type="dxa"/>
-          </w:tcPr>
-          <w:p>
-            <w:pPr>
-              <w:pStyle w:val="CVBody"/>
-            </w:pPr>
-            <w:r>
-              <w:rPr>
-                <w:b/>
-                <w:sz w:val="20"/>
-              </w:rPr>
-              <w:t>Tätigkeiten (Angebotserstellung)</w:t>
-            </w:r>
-          </w:p>
-          <w:p>
-            <w:pPr>
-              <w:pStyle w:val="Aufzhlungszeichen"/>
-            </w:pPr>
-            <w:r>
-              <w:rPr>
-                <w:color w:val="000000"/>
-                <w:sz w:val="20"/>
-              </w:rPr>
-              <w:t>Entwicklung von Teststrategien und Angebotserstellung (RfP)</w:t>
-            </w:r>
-          </w:p>
-          <w:p>
-            <w:pPr>
-              <w:pStyle w:val="Aufzhlungszeichen"/>
-            </w:pPr>
-            <w:r>
-              <w:rPr>
-                <w:color w:val="000000"/>
-                <w:sz w:val="20"/>
-              </w:rPr>
-              <w:t>Analyse von Lastenheften und Ableitung von Testanforderungen</w:t>
-            </w:r>
-          </w:p>
-          <w:p>
-            <w:pPr>
-              <w:pStyle w:val="Aufzhlungszeichen"/>
-            </w:pPr>
-            <w:r>
-              <w:rPr>
-                <w:color w:val="000000"/>
-                <w:sz w:val="20"/>
-              </w:rPr>
-              <w:t>Testkonzeption und Prozessoptimierung in der Alfa-CRM-Plattform</w:t>
-            </w:r>
-          </w:p>
-          <w:p>
-            <w:pPr>
-              <w:pStyle w:val="Aufzhlungszeichen"/>
-            </w:pPr>
-            <w:r>
-              <w:rPr>
-                <w:color w:val="000000"/>
-                <w:sz w:val="20"/>
-              </w:rPr>
-              <w:t>Konzeption von Accessibility-Tests</w:t>
-            </w:r>
-          </w:p>
-        </w:tc>
-      </w:tr>
-      <w:tr>
-        <w:tc>
-          <w:tcPr>
-            <w:tcW w:w="2062" w:type="dxa"/>
-          </w:tcPr>
-          <w:p>
-            <w:pPr>
-              <w:pStyle w:val="CVBody"/>
-            </w:pPr>
-            <w:r>
-              <w:rPr>
-                <w:b/>
-                <w:sz w:val="20"/>
-              </w:rPr>
-              <w:t>Tools</w:t>
-            </w:r>
-          </w:p>
-        </w:tc>
-        <w:tc>
-          <w:tcPr>
-            <w:tcW w:w="8142" w:type="dxa"/>
-          </w:tcPr>
-          <w:p>
-            <w:pPr>
-              <w:pStyle w:val="CVBody"/>
-            </w:pPr>
-            <w:r>
-              <w:rPr>
-                <w:sz w:val="19"/>
-              </w:rPr>
-              <w:t>CRM-Standardsoftware Alfa, AxeDevTools, MS Accessibility Insights, Office 365</w:t>
-            </w:r>
-          </w:p>
-        </w:tc>
-      </w:tr>
-    </w:tbl>
-    <w:p/>
-    <w:tbl>
-      <w:tblPr>
-        <w:tblStyle w:val="Tabellenraster"/>
-        <w:tblW w:w="0" w:type="auto"/>
-        <w:tblLayout w:type="fixed"/>
-        <w:tblCellMar>
-          <w:top w:w="56" w:type="dxa"/>
-          <w:left w:w="80" w:type="dxa"/>
-          <w:bottom w:w="56" w:type="dxa"/>
-          <w:right w:w="80" w:type="dxa"/>
-        </w:tblCellMar>
-        <w:tblLook w:val="04A0" w:firstRow="1" w:lastRow="0" w:firstColumn="1" w:lastColumn="0" w:noHBand="0" w:noVBand="1"/>
-      </w:tblPr>
-      <w:tblGrid>
-        <w:gridCol w:w="2062"/>
-        <w:gridCol w:w="8142"/>
-      </w:tblGrid>
-      <w:tr>
-        <w:tc>
-          <w:tcPr>
-            <w:tcW w:w="2062" w:type="dxa"/>
-          </w:tcPr>
-          <w:p>
-            <w:pPr>
-              <w:pStyle w:val="CVBody"/>
-            </w:pPr>
-            <w:r>
-              <w:rPr>
-                <w:b/>
-                <w:sz w:val="20"/>
-              </w:rPr>
-              <w:t>08/2023 – 12/2024</w:t>
-            </w:r>
-          </w:p>
-          <w:p>
-            <w:pPr>
-              <w:pStyle w:val="CVBody"/>
-            </w:pPr>
-            <w:r>
-              <w:rPr>
-                <w:b/>
-                <w:sz w:val="20"/>
-              </w:rPr>
-              <w:t>Rolle:</w:t>
-            </w:r>
-          </w:p>
-          <w:p>
-            <w:pPr>
-              <w:pStyle w:val="CVBody"/>
-            </w:pPr>
-            <w:r>
-              <w:rPr>
-                <w:sz w:val="20"/>
-              </w:rPr>
-              <w:t>Stream-übergreifender SAP-Testmanager</w:t>
-            </w:r>
-          </w:p>
-          <w:p>
-            <w:pPr>
-              <w:pStyle w:val="CVBody"/>
-            </w:pPr>
-          </w:p>
-          <w:p>
-            <w:pPr>
-              <w:pStyle w:val="CVBody"/>
-            </w:pPr>
-            <w:r>
-              <w:rPr>
-                <w:b/>
-                <w:sz w:val="20"/>
-              </w:rPr>
-              <w:t xml:space="preserve">Kunde: </w:t>
-            </w:r>
-          </w:p>
-          <w:p>
-            <w:pPr>
-              <w:pStyle w:val="CVBody"/>
-            </w:pPr>
-            <w:r>
-              <w:rPr>
-                <w:sz w:val="20"/>
-              </w:rPr>
-              <w:t>Deutsche Bahn</w:t>
-            </w:r>
-          </w:p>
-        </w:tc>
-        <w:tc>
-          <w:tcPr>
-            <w:tcW w:w="8142" w:type="dxa"/>
-          </w:tcPr>
-          <w:p>
-            <w:pPr>
-              <w:pStyle w:val="CVBody"/>
-            </w:pPr>
-            <w:r>
-              <w:rPr>
-                <w:b/>
-                <w:sz w:val="20"/>
-              </w:rPr>
-              <w:t>Tätigkeiten</w:t>
-            </w:r>
-          </w:p>
-          <w:p>
-            <w:pPr>
-              <w:pStyle w:val="Aufzhlungszeichen"/>
-            </w:pPr>
-            <w:r>
-              <w:rPr>
-                <w:color w:val="000000"/>
-                <w:sz w:val="20"/>
-              </w:rPr>
-              <w:t>Koordination der Testmanager der einzelnen Workstreams der SAP S/4HANA-Migration</w:t>
-            </w:r>
-          </w:p>
-          <w:p>
-            <w:pPr>
-              <w:pStyle w:val="Aufzhlungszeichen"/>
-            </w:pPr>
-            <w:r>
-              <w:rPr>
-                <w:color w:val="000000"/>
-                <w:sz w:val="20"/>
-              </w:rPr>
-              <w:t>Übergreifendes Management der Testphasen Single Functional Test, Abnahmetest, Integrations-/E2E-Test und UAT</w:t>
-            </w:r>
-          </w:p>
-          <w:p>
-            <w:pPr>
-              <w:pStyle w:val="Aufzhlungszeichen"/>
-            </w:pPr>
-            <w:r>
-              <w:rPr>
-                <w:color w:val="000000"/>
-                <w:sz w:val="20"/>
-              </w:rPr>
-              <w:t>Abstimmungen mit der Programmleitung</w:t>
-            </w:r>
-          </w:p>
-          <w:p>
-            <w:pPr>
-              <w:pStyle w:val="Aufzhlungszeichen"/>
-            </w:pPr>
-            <w:r>
-              <w:rPr>
-                <w:color w:val="000000"/>
-                <w:sz w:val="20"/>
-              </w:rPr>
-              <w:t>Leitung von Kickoffs, Workshops und Daily-Standups</w:t>
-            </w:r>
-          </w:p>
-          <w:p>
-            <w:pPr>
-              <w:pStyle w:val="Aufzhlungszeichen"/>
-            </w:pPr>
-            <w:r>
-              <w:rPr>
-                <w:color w:val="000000"/>
-                <w:sz w:val="20"/>
-              </w:rPr>
-              <w:t>Info-Sessions zum Solution Manager (SolMan) im Testmanagement</w:t>
-            </w:r>
-          </w:p>
-          <w:p>
-            <w:pPr>
-              <w:pStyle w:val="Aufzhlungszeichen"/>
-            </w:pPr>
-            <w:r>
-              <w:rPr>
-                <w:color w:val="000000"/>
-                <w:sz w:val="20"/>
-              </w:rPr>
-              <w:t>Testreporting mit Solman</w:t>
-            </w:r>
-          </w:p>
-          <w:p>
-            <w:pPr>
-              <w:pStyle w:val="Aufzhlungszeichen"/>
-            </w:pPr>
-            <w:r>
-              <w:rPr>
-                <w:color w:val="000000"/>
-                <w:sz w:val="20"/>
-              </w:rPr>
-              <w:t>Beratung Testautomatisierung mit Tosca</w:t>
-            </w:r>
-          </w:p>
-        </w:tc>
-      </w:tr>
-      <w:tr>
-        <w:tc>
-          <w:tcPr>
-            <w:tcW w:w="2062" w:type="dxa"/>
-          </w:tcPr>
-          <w:p>
-            <w:pPr>
-              <w:pStyle w:val="CVBody"/>
-            </w:pPr>
-            <w:r>
-              <w:rPr>
-                <w:b/>
-                <w:sz w:val="20"/>
-              </w:rPr>
-              <w:t>Tools</w:t>
-            </w:r>
-          </w:p>
-        </w:tc>
-        <w:tc>
-          <w:tcPr>
-            <w:tcW w:w="8142" w:type="dxa"/>
-          </w:tcPr>
-          <w:p>
-            <w:pPr>
-              <w:pStyle w:val="CVBody"/>
-            </w:pPr>
-            <w:r>
-              <w:rPr>
-                <w:sz w:val="19"/>
-              </w:rPr>
-              <w:t>SAP S/4HANA, Solution Manager, Focused Build, Azure DevOps, Tosca, Citrix-Client, Office 365</w:t>
-            </w:r>
-          </w:p>
-        </w:tc>
-      </w:tr>
-    </w:tbl>
-    <w:p/>
-    <w:tbl>
-      <w:tblPr>
-        <w:tblStyle w:val="Tabellenraster"/>
-        <w:tblW w:w="0" w:type="auto"/>
-        <w:tblLayout w:type="fixed"/>
-        <w:tblCellMar>
-          <w:top w:w="56" w:type="dxa"/>
-          <w:left w:w="80" w:type="dxa"/>
-          <w:bottom w:w="56" w:type="dxa"/>
-          <w:right w:w="80" w:type="dxa"/>
-        </w:tblCellMar>
-        <w:tblLook w:val="04A0" w:firstRow="1" w:lastRow="0" w:firstColumn="1" w:lastColumn="0" w:noHBand="0" w:noVBand="1"/>
-      </w:tblPr>
-      <w:tblGrid>
-        <w:gridCol w:w="2062"/>
-        <w:gridCol w:w="8142"/>
-      </w:tblGrid>
-      <w:tr>
-        <w:tc>
-          <w:tcPr>
-            <w:tcW w:w="2062" w:type="dxa"/>
-          </w:tcPr>
-          <w:p>
-            <w:pPr>
-              <w:pStyle w:val="CVBody"/>
-            </w:pPr>
-            <w:r>
-              <w:rPr>
-                <w:b/>
-                <w:sz w:val="20"/>
-              </w:rPr>
-              <w:t>04/2023 – 09/2023</w:t>
-            </w:r>
-          </w:p>
-          <w:p>
-            <w:pPr>
-              <w:pStyle w:val="CVBody"/>
-            </w:pPr>
-            <w:r>
-              <w:rPr>
-                <w:b/>
-                <w:sz w:val="20"/>
-              </w:rPr>
-              <w:t>Rolle:</w:t>
-            </w:r>
-          </w:p>
-          <w:p>
-            <w:pPr>
-              <w:pStyle w:val="CVBody"/>
-            </w:pPr>
-            <w:r>
-              <w:rPr>
-                <w:sz w:val="20"/>
-              </w:rPr>
-              <w:t>Testautomatisierer</w:t>
-            </w:r>
-          </w:p>
-          <w:p>
-            <w:pPr>
-              <w:pStyle w:val="CVBody"/>
-            </w:pPr>
-            <w:r>
-              <w:rPr>
-                <w:b/>
-                <w:sz w:val="20"/>
-              </w:rPr>
-              <w:t xml:space="preserve">Kunde/Branche: </w:t>
-            </w:r>
-          </w:p>
-          <w:p>
-            <w:pPr>
-              <w:pStyle w:val="CVBody"/>
-            </w:pPr>
-            <w:r>
-              <w:rPr>
-                <w:sz w:val="20"/>
-              </w:rPr>
-              <w:t>NTTDATA, IT-Beratung</w:t>
-            </w:r>
-          </w:p>
-        </w:tc>
-        <w:tc>
-          <w:tcPr>
-            <w:tcW w:w="8142" w:type="dxa"/>
-          </w:tcPr>
-          <w:p>
-            <w:pPr>
-              <w:pStyle w:val="CVBody"/>
-            </w:pPr>
-            <w:r>
-              <w:rPr>
-                <w:b/>
-                <w:sz w:val="20"/>
-              </w:rPr>
-              <w:t>Tätigkeiten</w:t>
-            </w:r>
-          </w:p>
-          <w:p>
-            <w:pPr>
-              <w:pStyle w:val="Aufzhlungszeichen"/>
-            </w:pPr>
-            <w:r>
-              <w:rPr>
-                <w:color w:val="000000"/>
-                <w:sz w:val="20"/>
-              </w:rPr>
-              <w:t>Automatisierung der Rechnungsstellung für IT-Security-Services</w:t>
-            </w:r>
-          </w:p>
-          <w:p>
-            <w:pPr>
-              <w:pStyle w:val="Aufzhlungszeichen"/>
-            </w:pPr>
-            <w:r>
-              <w:rPr>
-                <w:color w:val="000000"/>
-                <w:sz w:val="20"/>
-              </w:rPr>
-              <w:t>Entwicklung der Automatisierungslösung mit Selenium, Java, Gherkin (BDD)</w:t>
-            </w:r>
-          </w:p>
-          <w:p>
-            <w:pPr>
-              <w:pStyle w:val="Aufzhlungszeichen"/>
-            </w:pPr>
-            <w:r>
-              <w:rPr>
-                <w:color w:val="000000"/>
-                <w:sz w:val="20"/>
-              </w:rPr>
-              <w:t>Testdurchführung und Bugfixing</w:t>
-            </w:r>
-          </w:p>
-          <w:p>
-            <w:pPr>
-              <w:pStyle w:val="Aufzhlungszeichen"/>
-            </w:pPr>
-            <w:r>
-              <w:rPr>
-                <w:color w:val="000000"/>
-                <w:sz w:val="20"/>
-              </w:rPr>
-              <w:t>Abstimmung mit den Anforderern</w:t>
-            </w:r>
-          </w:p>
-        </w:tc>
-      </w:tr>
-      <w:tr>
-        <w:tc>
-          <w:tcPr>
-            <w:tcW w:w="2062" w:type="dxa"/>
-          </w:tcPr>
-          <w:p>
-            <w:pPr>
-              <w:pStyle w:val="CVBody"/>
-            </w:pPr>
-            <w:r>
-              <w:rPr>
-                <w:b/>
-                <w:sz w:val="20"/>
-              </w:rPr>
-              <w:t>Tools</w:t>
-            </w:r>
-          </w:p>
-        </w:tc>
-        <w:tc>
-          <w:tcPr>
-            <w:tcW w:w="8142" w:type="dxa"/>
-          </w:tcPr>
-          <w:p>
-            <w:pPr>
-              <w:pStyle w:val="CVBody"/>
-            </w:pPr>
-            <w:r>
-              <w:rPr>
-                <w:sz w:val="19"/>
-              </w:rPr>
-              <w:t>Selenium, Java, Gherkin/BDD, git, VS Code</w:t>
-            </w:r>
-          </w:p>
-        </w:tc>
-      </w:tr>
-    </w:tbl>
-    <w:p/>
-    <w:tbl>
-      <w:tblPr>
-        <w:tblStyle w:val="Tabellenraster"/>
-        <w:tblW w:w="0" w:type="auto"/>
-        <w:tblLayout w:type="fixed"/>
-        <w:tblCellMar>
-          <w:top w:w="56" w:type="dxa"/>
-          <w:left w:w="80" w:type="dxa"/>
-          <w:bottom w:w="56" w:type="dxa"/>
-          <w:right w:w="80" w:type="dxa"/>
-        </w:tblCellMar>
-        <w:tblLook w:val="04A0" w:firstRow="1" w:lastRow="0" w:firstColumn="1" w:lastColumn="0" w:noHBand="0" w:noVBand="1"/>
-      </w:tblPr>
-      <w:tblGrid>
-        <w:gridCol w:w="2062"/>
-        <w:gridCol w:w="8142"/>
-      </w:tblGrid>
-      <w:tr>
-        <w:tc>
-          <w:tcPr>
-            <w:tcW w:w="2062" w:type="dxa"/>
-          </w:tcPr>
-          <w:p>
-            <w:pPr>
-              <w:pStyle w:val="CVBody"/>
-            </w:pPr>
-            <w:r>
-              <w:rPr>
-                <w:b/>
-                <w:sz w:val="20"/>
-              </w:rPr>
-              <w:t>12/2022 – 02/2023</w:t>
-            </w:r>
-          </w:p>
-          <w:p>
-            <w:pPr>
-              <w:pStyle w:val="CVBody"/>
-            </w:pPr>
-            <w:r>
-              <w:rPr>
-                <w:b/>
-                <w:sz w:val="20"/>
-              </w:rPr>
-              <w:lastRenderedPageBreak/>
-              <w:t>Rolle:</w:t>
-            </w:r>
-          </w:p>
-          <w:p>
-            <w:pPr>
-              <w:pStyle w:val="CVBody"/>
-            </w:pPr>
-            <w:r>
-              <w:rPr>
-                <w:sz w:val="20"/>
-              </w:rPr>
-              <w:t>Testautomatisierer</w:t>
-            </w:r>
-          </w:p>
-          <w:p>
-            <w:pPr>
-              <w:pStyle w:val="CVBody"/>
-            </w:pPr>
-            <w:r>
-              <w:rPr>
-                <w:b/>
-                <w:sz w:val="20"/>
-              </w:rPr>
-              <w:t xml:space="preserve">Kunde/Branche: </w:t>
-            </w:r>
-          </w:p>
-          <w:p>
-            <w:pPr>
-              <w:pStyle w:val="CVBody"/>
-            </w:pPr>
-            <w:r>
-              <w:rPr>
-                <w:sz w:val="20"/>
-              </w:rPr>
-              <w:t>ZF, Automotive</w:t>
-            </w:r>
-          </w:p>
-        </w:tc>
-        <w:tc>
-          <w:tcPr>
-            <w:tcW w:w="8142" w:type="dxa"/>
-          </w:tcPr>
-          <w:p>
-            <w:pPr>
-              <w:pStyle w:val="CVBody"/>
-            </w:pPr>
-            <w:r>
-              <w:rPr>
-                <w:b/>
-                <w:sz w:val="20"/>
-              </w:rPr>
-              <w:lastRenderedPageBreak/>
-              <w:t>Tätigkeiten</w:t>
-            </w:r>
-          </w:p>
-          <w:p>
-            <w:pPr>
-              <w:pStyle w:val="Aufzhlungszeichen"/>
-            </w:pPr>
-            <w:r>
-              <w:rPr>
-                <w:color w:val="000000"/>
-                <w:sz w:val="20"/>
-              </w:rPr>
-              <w:lastRenderedPageBreak/>
-              <w:t>Konzepterstellung für Testautomatisierung in MS Powerpoint</w:t>
-            </w:r>
-          </w:p>
-          <w:p>
-            <w:pPr>
-              <w:pStyle w:val="Aufzhlungszeichen"/>
-            </w:pPr>
-            <w:r>
-              <w:rPr>
-                <w:color w:val="000000"/>
-                <w:sz w:val="20"/>
-              </w:rPr>
-              <w:t>Skripting der Testautomatisierung in Selenium, Java, Gherkin, BDD</w:t>
-            </w:r>
-          </w:p>
-          <w:p>
-            <w:pPr>
-              <w:pStyle w:val="Aufzhlungszeichen"/>
-            </w:pPr>
-            <w:r>
-              <w:rPr>
-                <w:color w:val="000000"/>
-                <w:sz w:val="20"/>
-              </w:rPr>
-              <w:t>Ergebnispräsentation</w:t>
-            </w:r>
-          </w:p>
-          <w:p>
-            <w:pPr>
-              <w:pStyle w:val="Aufzhlungszeichen"/>
-            </w:pPr>
-            <w:r>
-              <w:rPr>
-                <w:color w:val="000000"/>
-                <w:sz w:val="20"/>
-              </w:rPr>
-              <w:t>Erstellung und Pflege von Testdaten für automatisierte Tests</w:t>
-            </w:r>
-          </w:p>
-        </w:tc>
-      </w:tr>
-      <w:tr>
-        <w:tc>
-          <w:tcPr>
-            <w:tcW w:w="2062" w:type="dxa"/>
-          </w:tcPr>
-          <w:p>
-            <w:pPr>
-              <w:pStyle w:val="CVBody"/>
-            </w:pPr>
-            <w:r>
-              <w:rPr>
-                <w:b/>
-                <w:sz w:val="20"/>
-              </w:rPr>
-              <w:lastRenderedPageBreak/>
-              <w:t>Tools</w:t>
-            </w:r>
-          </w:p>
-        </w:tc>
-        <w:tc>
-          <w:tcPr>
-            <w:tcW w:w="8142" w:type="dxa"/>
-          </w:tcPr>
-          <w:p>
-            <w:pPr>
-              <w:pStyle w:val="CVBody"/>
-            </w:pPr>
-            <w:r>
-              <w:rPr>
-                <w:sz w:val="19"/>
-              </w:rPr>
-              <w:t>Selenium, Java, Gherkin/BDD, git, VS Code, Citrix-Client</w:t>
-            </w:r>
-          </w:p>
-        </w:tc>
-      </w:tr>
-    </w:tbl>
-    <w:p/>
-    <w:tbl>
-      <w:tblPr>
-        <w:tblStyle w:val="Tabellenraster"/>
-        <w:tblW w:w="0" w:type="auto"/>
-        <w:tblLayout w:type="fixed"/>
-        <w:tblCellMar>
-          <w:top w:w="56" w:type="dxa"/>
-          <w:left w:w="80" w:type="dxa"/>
-          <w:bottom w:w="56" w:type="dxa"/>
-          <w:right w:w="80" w:type="dxa"/>
-        </w:tblCellMar>
-        <w:tblLook w:val="04A0" w:firstRow="1" w:lastRow="0" w:firstColumn="1" w:lastColumn="0" w:noHBand="0" w:noVBand="1"/>
-      </w:tblPr>
-      <w:tblGrid>
-        <w:gridCol w:w="2062"/>
-        <w:gridCol w:w="8142"/>
-      </w:tblGrid>
-      <w:tr>
-        <w:tc>
-          <w:tcPr>
-            <w:tcW w:w="2062" w:type="dxa"/>
-          </w:tcPr>
-          <w:p>
-            <w:pPr>
-              <w:pStyle w:val="CVBody"/>
-            </w:pPr>
-            <w:r>
-              <w:rPr>
-                <w:b/>
-                <w:sz w:val="20"/>
-              </w:rPr>
-              <w:t>05/2022 – 03/2023</w:t>
-            </w:r>
-          </w:p>
-          <w:p>
-            <w:pPr>
-              <w:pStyle w:val="CVBody"/>
-            </w:pPr>
-            <w:r>
-              <w:rPr>
-                <w:b/>
-                <w:sz w:val="20"/>
-              </w:rPr>
-              <w:t>Rolle:</w:t>
-            </w:r>
-          </w:p>
-          <w:p>
-            <w:pPr>
-              <w:pStyle w:val="CVBody"/>
-            </w:pPr>
-            <w:r>
-              <w:rPr>
-                <w:sz w:val="20"/>
-              </w:rPr>
-              <w:t>Testmanager</w:t>
-            </w:r>
-          </w:p>
-          <w:p>
-            <w:pPr>
-              <w:pStyle w:val="CVBody"/>
-            </w:pPr>
-          </w:p>
-          <w:p>
-            <w:pPr>
-              <w:pStyle w:val="CVBody"/>
-            </w:pPr>
-            <w:r>
-              <w:rPr>
-                <w:b/>
-                <w:sz w:val="20"/>
-              </w:rPr>
-              <w:t xml:space="preserve">Kunde/Branche: </w:t>
-            </w:r>
-          </w:p>
-          <w:p>
-            <w:pPr>
-              <w:pStyle w:val="CVBody"/>
-            </w:pPr>
-            <w:r>
-              <w:rPr>
-                <w:sz w:val="20"/>
-              </w:rPr>
-              <w:t xml:space="preserve">Vodafone, Telco </w:t>
-            </w:r>
-          </w:p>
-        </w:tc>
-        <w:tc>
-          <w:tcPr>
-            <w:tcW w:w="8142" w:type="dxa"/>
-          </w:tcPr>
-          <w:p>
-            <w:pPr>
-              <w:pStyle w:val="CVBody"/>
-            </w:pPr>
-            <w:r>
-              <w:rPr>
-                <w:b/>
-                <w:sz w:val="20"/>
-              </w:rPr>
-              <w:t>Tätigkeiten</w:t>
-            </w:r>
-          </w:p>
-          <w:p>
-            <w:pPr>
-              <w:pStyle w:val="Aufzhlungszeichen"/>
-            </w:pPr>
-            <w:r>
-              <w:rPr>
-                <w:color w:val="000000"/>
-                <w:sz w:val="20"/>
-              </w:rPr>
-              <w:t>Testmanagement in einem internationalen Team (Deutschland, UK, Indien, Israel)</w:t>
-            </w:r>
-          </w:p>
-          <w:p>
-            <w:pPr>
-              <w:pStyle w:val="Aufzhlungszeichen"/>
-            </w:pPr>
-            <w:r>
-              <w:rPr>
-                <w:color w:val="000000"/>
-                <w:sz w:val="20"/>
-              </w:rPr>
-              <w:t>Planung und Koordination des Testmanagement-Prozesses</w:t>
-            </w:r>
-          </w:p>
-          <w:p>
-            <w:pPr>
-              <w:pStyle w:val="Aufzhlungszeichen"/>
-            </w:pPr>
-            <w:r>
-              <w:rPr>
-                <w:color w:val="000000"/>
-                <w:sz w:val="20"/>
-              </w:rPr>
-              <w:t>Steuerung und Monitoring der Behebung komplexer Defects</w:t>
-            </w:r>
-          </w:p>
-          <w:p>
-            <w:pPr>
-              <w:pStyle w:val="Aufzhlungszeichen"/>
-            </w:pPr>
-            <w:r>
-              <w:rPr>
-                <w:color w:val="000000"/>
-                <w:sz w:val="20"/>
-              </w:rPr>
-              <w:t>Durchführung von Status-Calls zu Defects auf unterschiedlichen Ebenen</w:t>
-            </w:r>
-          </w:p>
-          <w:p>
-            <w:pPr>
-              <w:pStyle w:val="Aufzhlungszeichen"/>
-            </w:pPr>
-            <w:r>
-              <w:rPr>
-                <w:color w:val="000000"/>
-                <w:sz w:val="20"/>
-              </w:rPr>
-              <w:t>Analyse und Reproduktion komplexer Fehlersituationen</w:t>
-            </w:r>
-          </w:p>
-          <w:p>
-            <w:pPr>
-              <w:pStyle w:val="Aufzhlungszeichen"/>
-            </w:pPr>
-            <w:r>
-              <w:rPr>
-                <w:color w:val="000000"/>
-                <w:sz w:val="20"/>
-              </w:rPr>
-              <w:t>Testreporting und Tracking des Bug-Fixings</w:t>
-            </w:r>
-          </w:p>
-          <w:p>
-            <w:pPr>
-              <w:pStyle w:val="CVBody"/>
-            </w:pPr>
-          </w:p>
-        </w:tc>
-      </w:tr>
-      <w:tr>
-        <w:tc>
-          <w:tcPr>
-            <w:tcW w:w="2062" w:type="dxa"/>
-          </w:tcPr>
-          <w:p>
-            <w:pPr>
-              <w:pStyle w:val="CVBody"/>
-            </w:pPr>
-            <w:r>
-              <w:rPr>
-                <w:b/>
-                <w:sz w:val="20"/>
-              </w:rPr>
-              <w:t>Tools</w:t>
-            </w:r>
-          </w:p>
-        </w:tc>
-        <w:tc>
-          <w:tcPr>
-            <w:tcW w:w="8142" w:type="dxa"/>
-          </w:tcPr>
-          <w:p>
-            <w:pPr>
-              <w:pStyle w:val="CVBody"/>
-            </w:pPr>
-            <w:r>
-              <w:rPr>
-                <w:sz w:val="19"/>
-              </w:rPr>
-              <w:t>IBM Clearquest, Vodafone-CRM-Software, MS Office</w:t>
-            </w:r>
-          </w:p>
-        </w:tc>
-      </w:tr>
-    </w:tbl>
-    <w:p/>
-    <w:tbl>
-      <w:tblPr>
-        <w:tblStyle w:val="Tabellenraster"/>
-        <w:tblW w:w="0" w:type="auto"/>
-        <w:tblLayout w:type="fixed"/>
-        <w:tblCellMar>
-          <w:top w:w="56" w:type="dxa"/>
-          <w:left w:w="80" w:type="dxa"/>
-          <w:bottom w:w="56" w:type="dxa"/>
-          <w:right w:w="80" w:type="dxa"/>
-        </w:tblCellMar>
-        <w:tblLook w:val="04A0" w:firstRow="1" w:lastRow="0" w:firstColumn="1" w:lastColumn="0" w:noHBand="0" w:noVBand="1"/>
-      </w:tblPr>
-      <w:tblGrid>
-        <w:gridCol w:w="2062"/>
-        <w:gridCol w:w="8142"/>
-      </w:tblGrid>
-      <w:tr>
-        <w:tc>
-          <w:tcPr>
-            <w:tcW w:w="2062" w:type="dxa"/>
-          </w:tcPr>
-          <w:p>
-            <w:pPr>
-              <w:pStyle w:val="CVBody"/>
-            </w:pPr>
-            <w:r>
-              <w:rPr>
-                <w:b/>
-                <w:sz w:val="20"/>
-              </w:rPr>
-              <w:t>08/2021 – 04/2022</w:t>
-            </w:r>
-          </w:p>
-          <w:p>
-            <w:pPr>
-              <w:pStyle w:val="CVBody"/>
-            </w:pPr>
-            <w:r>
-              <w:rPr>
-                <w:b/>
-                <w:sz w:val="20"/>
-              </w:rPr>
-              <w:t>Rolle:</w:t>
-            </w:r>
-          </w:p>
-          <w:p>
-            <w:pPr>
-              <w:pStyle w:val="CVBody"/>
-            </w:pPr>
-            <w:r>
-              <w:rPr>
-                <w:sz w:val="20"/>
-              </w:rPr>
-              <w:t>Testberater und -coach</w:t>
-            </w:r>
-          </w:p>
-          <w:p>
-            <w:pPr>
-              <w:pStyle w:val="CVBody"/>
-            </w:pPr>
-            <w:r>
-              <w:rPr>
-                <w:b/>
-                <w:sz w:val="20"/>
-              </w:rPr>
-              <w:t xml:space="preserve">Kunde/Branche: </w:t>
-            </w:r>
-          </w:p>
-          <w:p>
-            <w:pPr>
-              <w:pStyle w:val="CVBody"/>
-            </w:pPr>
-            <w:r>
-              <w:rPr>
-                <w:sz w:val="20"/>
-              </w:rPr>
-              <w:t>Mercedes-Benz Bank, Leasing</w:t>
-            </w:r>
-          </w:p>
-        </w:tc>
-        <w:tc>
-          <w:tcPr>
-            <w:tcW w:w="8142" w:type="dxa"/>
-          </w:tcPr>
-          <w:p>
-            <w:pPr>
-              <w:pStyle w:val="CVBody"/>
-            </w:pPr>
-            <w:r>
-              <w:rPr>
-                <w:b/>
-                <w:sz w:val="20"/>
-              </w:rPr>
-              <w:t>Tätigkeiten</w:t>
-            </w:r>
-          </w:p>
-          <w:p>
-            <w:pPr>
-              <w:pStyle w:val="Aufzhlungszeichen"/>
-            </w:pPr>
-            <w:r>
-              <w:rPr>
-                <w:color w:val="000000"/>
-                <w:sz w:val="20"/>
-              </w:rPr>
-              <w:t>Definition der Richtlinien für automatisierte Tests in Jira/Xray (Gherkin/BDD)</w:t>
-            </w:r>
-          </w:p>
-          <w:p>
-            <w:pPr>
-              <w:pStyle w:val="Aufzhlungszeichen"/>
-            </w:pPr>
-            <w:r>
-              <w:rPr>
-                <w:color w:val="000000"/>
-                <w:sz w:val="20"/>
-              </w:rPr>
-              <w:t>Durchführung von Gherkin/BDD-Trainings für Scrum-Teams</w:t>
-            </w:r>
-          </w:p>
-          <w:p>
-            <w:pPr>
-              <w:pStyle w:val="Aufzhlungszeichen"/>
-            </w:pPr>
-            <w:r>
-              <w:rPr>
-                <w:color w:val="000000"/>
-                <w:sz w:val="20"/>
-              </w:rPr>
-              <w:t>Abstimmung mit dem Automatisierungsteam in Indien</w:t>
-            </w:r>
-          </w:p>
-          <w:p>
-            <w:pPr>
-              <w:pStyle w:val="Aufzhlungszeichen"/>
-            </w:pPr>
-            <w:r>
-              <w:rPr>
-                <w:color w:val="000000"/>
-                <w:sz w:val="20"/>
-              </w:rPr>
-              <w:t>Abstimmung mit dem Produkt-Anbieter Alfa in UK</w:t>
-            </w:r>
-          </w:p>
-          <w:p>
-            <w:pPr>
-              <w:pStyle w:val="Aufzhlungszeichen"/>
-            </w:pPr>
-            <w:r>
-              <w:rPr>
-                <w:color w:val="000000"/>
-                <w:sz w:val="20"/>
-              </w:rPr>
-              <w:t>Beratung und Support bei spezifischen Testherausforderungen im Projekt</w:t>
-            </w:r>
-          </w:p>
-          <w:p>
-            <w:pPr>
-              <w:pStyle w:val="CVBody"/>
-            </w:pPr>
-          </w:p>
-        </w:tc>
-      </w:tr>
-      <w:tr>
-        <w:tc>
-          <w:tcPr>
-            <w:tcW w:w="2062" w:type="dxa"/>
-          </w:tcPr>
-          <w:p>
-            <w:pPr>
-              <w:pStyle w:val="CVBody"/>
-            </w:pPr>
-            <w:r>
-              <w:rPr>
-                <w:b/>
-                <w:sz w:val="20"/>
-              </w:rPr>
-              <w:t>Tools</w:t>
-            </w:r>
-          </w:p>
-        </w:tc>
-        <w:tc>
-          <w:tcPr>
-            <w:tcW w:w="8142" w:type="dxa"/>
-          </w:tcPr>
-          <w:p>
-            <w:pPr>
-              <w:pStyle w:val="CVBody"/>
-            </w:pPr>
-            <w:r>
-              <w:rPr>
-                <w:sz w:val="19"/>
-              </w:rPr>
-              <w:t>Jira/Xray, Gherkin/BDD, Playwright, Typescript, Mattermost</w:t>
-            </w:r>
-          </w:p>
-        </w:tc>
-      </w:tr>
-    </w:tbl>
-    <w:p/>
-    <w:tbl>
-      <w:tblPr>
-        <w:tblStyle w:val="Tabellenraster"/>
-        <w:tblW w:w="0" w:type="auto"/>
-        <w:tblLayout w:type="fixed"/>
-        <w:tblCellMar>
-          <w:top w:w="56" w:type="dxa"/>
-          <w:left w:w="80" w:type="dxa"/>
-          <w:bottom w:w="56" w:type="dxa"/>
-          <w:right w:w="80" w:type="dxa"/>
-        </w:tblCellMar>
-        <w:tblLook w:val="04A0" w:firstRow="1" w:lastRow="0" w:firstColumn="1" w:lastColumn="0" w:noHBand="0" w:noVBand="1"/>
-      </w:tblPr>
-      <w:tblGrid>
-        <w:gridCol w:w="2062"/>
-        <w:gridCol w:w="8142"/>
-      </w:tblGrid>
-      <w:tr>
-        <w:tc>
-          <w:tcPr>
-            <w:tcW w:w="2062" w:type="dxa"/>
-          </w:tcPr>
-          <w:p>
-            <w:pPr>
-              <w:pStyle w:val="CVBody"/>
-            </w:pPr>
-            <w:r>
-              <w:rPr>
-                <w:b/>
-                <w:sz w:val="20"/>
-              </w:rPr>
-              <w:t>07/2021 – 03/2022</w:t>
-            </w:r>
-          </w:p>
-          <w:p>
-            <w:pPr>
-              <w:pStyle w:val="CVBody"/>
-            </w:pPr>
-            <w:r>
-              <w:rPr>
-                <w:b/>
-                <w:sz w:val="20"/>
-              </w:rPr>
-              <w:t>Rolle:</w:t>
-            </w:r>
-          </w:p>
-          <w:p>
-            <w:pPr>
-              <w:pStyle w:val="CVBody"/>
-            </w:pPr>
-            <w:r>
-              <w:rPr>
-                <w:sz w:val="20"/>
-              </w:rPr>
-              <w:t>Testmanager</w:t>
-            </w:r>
-          </w:p>
-          <w:p>
-            <w:pPr>
-              <w:pStyle w:val="CVBody"/>
-            </w:pPr>
-          </w:p>
-          <w:p>
-            <w:pPr>
-              <w:pStyle w:val="CVBody"/>
-            </w:pPr>
-            <w:r>
-              <w:rPr>
-                <w:b/>
-                <w:sz w:val="20"/>
-              </w:rPr>
-              <w:t xml:space="preserve">Kunde/Branche: </w:t>
-            </w:r>
-          </w:p>
-          <w:p>
-            <w:pPr>
-              <w:pStyle w:val="CVBody"/>
-            </w:pPr>
-            <w:r>
-              <w:rPr>
-                <w:sz w:val="20"/>
-              </w:rPr>
-              <w:t>Mercedes-Benz, Automotive</w:t>
-            </w:r>
-          </w:p>
-        </w:tc>
-        <w:tc>
-          <w:tcPr>
-            <w:tcW w:w="8142" w:type="dxa"/>
-          </w:tcPr>
-          <w:p>
-            <w:pPr>
-              <w:pStyle w:val="CVBody"/>
-            </w:pPr>
-            <w:r>
-              <w:rPr>
-                <w:b/>
-                <w:sz w:val="20"/>
-              </w:rPr>
-              <w:t>Tätigkeiten</w:t>
-            </w:r>
-          </w:p>
-          <w:p>
-            <w:pPr>
-              <w:pStyle w:val="Aufzhlungszeichen"/>
-            </w:pPr>
-            <w:r>
-              <w:rPr>
-                <w:color w:val="000000"/>
-                <w:sz w:val="20"/>
-              </w:rPr>
-              <w:t>Beratung der Scrum-Teams in Testplanung, -durchführung und -reporting</w:t>
-            </w:r>
-          </w:p>
-          <w:p>
-            <w:pPr>
-              <w:pStyle w:val="Aufzhlungszeichen"/>
-            </w:pPr>
-            <w:r>
-              <w:rPr>
-                <w:color w:val="000000"/>
-                <w:sz w:val="20"/>
-              </w:rPr>
-              <w:t>Erstellung von Test-Features im PI-Zyklus für die Scrum-Teams</w:t>
-            </w:r>
-          </w:p>
-          <w:p>
-            <w:pPr>
-              <w:pStyle w:val="Aufzhlungszeichen"/>
-            </w:pPr>
-            <w:r>
-              <w:rPr>
-                <w:color w:val="000000"/>
-                <w:sz w:val="20"/>
-              </w:rPr>
-              <w:t>Beratung zum Aufbau eines Testautomatisierungs-Frameworks mit Selenium/Java/Gherkin/BDD</w:t>
-            </w:r>
-          </w:p>
-          <w:p>
-            <w:pPr>
-              <w:pStyle w:val="Aufzhlungszeichen"/>
-            </w:pPr>
-            <w:r>
-              <w:rPr>
-                <w:color w:val="000000"/>
-                <w:sz w:val="20"/>
-              </w:rPr>
-              <w:t>Integration von Testautomatisierung in Jenkins-Pipeline unter Linux</w:t>
-            </w:r>
-          </w:p>
-          <w:p>
-            <w:pPr>
-              <w:pStyle w:val="Aufzhlungszeichen"/>
-            </w:pPr>
-            <w:r>
-              <w:rPr>
-                <w:color w:val="000000"/>
-                <w:sz w:val="20"/>
-              </w:rPr>
-              <w:t>Durchführung von Trainings-Sessions für Linux</w:t>
-            </w:r>
-          </w:p>
-          <w:p>
-            <w:pPr>
-              <w:pStyle w:val="Aufzhlungszeichen"/>
-            </w:pPr>
-            <w:r>
-              <w:rPr>
-                <w:color w:val="000000"/>
-                <w:sz w:val="20"/>
-              </w:rPr>
-              <w:t>Planung und Koordination des Testmanagement-Prozesses</w:t>
-            </w:r>
-          </w:p>
-        </w:tc>
-      </w:tr>
-      <w:tr>
-        <w:tc>
-          <w:tcPr>
-            <w:tcW w:w="2062" w:type="dxa"/>
-          </w:tcPr>
-          <w:p>
-            <w:pPr>
-              <w:pStyle w:val="CVBody"/>
-            </w:pPr>
-            <w:r>
-              <w:rPr>
-                <w:b/>
-                <w:sz w:val="20"/>
-              </w:rPr>
-              <w:t>Tools</w:t>
-            </w:r>
-          </w:p>
-        </w:tc>
-        <w:tc>
-          <w:tcPr>
-            <w:tcW w:w="8142" w:type="dxa"/>
-          </w:tcPr>
-          <w:p>
-            <w:pPr>
-              <w:pStyle w:val="CVBody"/>
-            </w:pPr>
-            <w:r>
-              <w:rPr>
-                <w:sz w:val="19"/>
-              </w:rPr>
-              <w:t>IBM Jazz-Plattform, Selenium, Java, Gherkin/BDD, Jenkins, Linux, SAFe</w:t>
-            </w:r>
-          </w:p>
-        </w:tc>
-      </w:tr>
-    </w:tbl>
-    <w:p/>
-    <w:tbl>
-      <w:tblPr>
-        <w:tblStyle w:val="Tabellenraster"/>
-        <w:tblW w:w="0" w:type="auto"/>
-        <w:tblLayout w:type="fixed"/>
-        <w:tblCellMar>
-          <w:top w:w="56" w:type="dxa"/>
-          <w:left w:w="80" w:type="dxa"/>
-          <w:bottom w:w="56" w:type="dxa"/>
-          <w:right w:w="80" w:type="dxa"/>
-        </w:tblCellMar>
-        <w:tblLook w:val="04A0" w:firstRow="1" w:lastRow="0" w:firstColumn="1" w:lastColumn="0" w:noHBand="0" w:noVBand="1"/>
-      </w:tblPr>
-      <w:tblGrid>
-        <w:gridCol w:w="2062"/>
-        <w:gridCol w:w="8142"/>
-      </w:tblGrid>
-      <w:tr>
-        <w:tc>
-          <w:tcPr>
-            <w:tcW w:w="2062" w:type="dxa"/>
-          </w:tcPr>
-          <w:p>
-            <w:pPr>
-              <w:pStyle w:val="CVBody"/>
-            </w:pPr>
-            <w:r>
-              <w:rPr>
-                <w:b/>
-                <w:sz w:val="20"/>
-              </w:rPr>
-              <w:t>10/2020 – 07/2021</w:t>
-            </w:r>
-          </w:p>
-          <w:p>
-            <w:pPr>
-              <w:pStyle w:val="CVBody"/>
-            </w:pPr>
-            <w:r>
-              <w:rPr>
-                <w:b/>
-                <w:sz w:val="20"/>
-              </w:rPr>
-              <w:t>Rolle:</w:t>
-            </w:r>
-          </w:p>
-          <w:p>
-            <w:pPr>
-              <w:pStyle w:val="CVBody"/>
-            </w:pPr>
-            <w:r>
-              <w:rPr>
-                <w:sz w:val="20"/>
-              </w:rPr>
-              <w:t>Processberater für Systems Engineering</w:t>
-            </w:r>
-          </w:p>
-          <w:p>
-            <w:pPr>
-              <w:pStyle w:val="CVBody"/>
-            </w:pPr>
-          </w:p>
-          <w:p>
-            <w:pPr>
-              <w:pStyle w:val="CVBody"/>
-            </w:pPr>
-            <w:r>
-              <w:rPr>
-                <w:b/>
-                <w:sz w:val="20"/>
-              </w:rPr>
-              <w:t xml:space="preserve">Kunde/Branche: </w:t>
-            </w:r>
-          </w:p>
-          <w:p>
-            <w:pPr>
-              <w:pStyle w:val="CVBody"/>
-            </w:pPr>
-            <w:r>
-              <w:rPr>
-                <w:sz w:val="20"/>
-              </w:rPr>
-              <w:t>VW, Automotive</w:t>
-            </w:r>
-          </w:p>
-        </w:tc>
-        <w:tc>
-          <w:tcPr>
-            <w:tcW w:w="8142" w:type="dxa"/>
-          </w:tcPr>
-          <w:p>
-            <w:pPr>
-              <w:pStyle w:val="CVBody"/>
-            </w:pPr>
-            <w:r>
-              <w:rPr>
-                <w:b/>
-                <w:sz w:val="20"/>
-              </w:rPr>
-              <w:t>Tätigkeiten</w:t>
-            </w:r>
-          </w:p>
-          <w:p>
-            <w:pPr>
-              <w:pStyle w:val="Aufzhlungszeichen"/>
-            </w:pPr>
-            <w:r>
-              <w:rPr>
-                <w:color w:val="000000"/>
-                <w:sz w:val="20"/>
-              </w:rPr>
-              <w:t>Lead des internen Teams des Hauptprozesses Qualitätssicherung</w:t>
-            </w:r>
-          </w:p>
-          <w:p>
-            <w:pPr>
-              <w:pStyle w:val="Aufzhlungszeichen"/>
-            </w:pPr>
-            <w:r>
-              <w:rPr>
-                <w:color w:val="000000"/>
-                <w:sz w:val="20"/>
-              </w:rPr>
-              <w:t>Analyse der Vorgaben zur Qualitätssicherung nach INCOSE und ASPICE</w:t>
-            </w:r>
-          </w:p>
-          <w:p>
-            <w:pPr>
-              <w:pStyle w:val="Aufzhlungszeichen"/>
-            </w:pPr>
-            <w:r>
-              <w:rPr>
-                <w:color w:val="000000"/>
-                <w:sz w:val="20"/>
-              </w:rPr>
-              <w:t>Integration von ISO-Standards und DIN-Normen in die Systemes-Enginnering-Plattform</w:t>
-            </w:r>
-          </w:p>
-          <w:p>
-            <w:pPr>
-              <w:pStyle w:val="Aufzhlungszeichen"/>
-            </w:pPr>
-            <w:r>
-              <w:rPr>
-                <w:color w:val="000000"/>
-                <w:sz w:val="20"/>
-              </w:rPr>
-              <w:t>High-Level-Prozessmodellierung in Powerpoint</w:t>
-            </w:r>
-          </w:p>
-          <w:p>
-            <w:pPr>
-              <w:pStyle w:val="Aufzhlungszeichen"/>
-            </w:pPr>
-            <w:r>
-              <w:rPr>
-                <w:color w:val="000000"/>
-                <w:sz w:val="20"/>
-              </w:rPr>
-              <w:t>Detailmodellierung mit Enterprise Architect (EA, SparxSystems)</w:t>
-            </w:r>
-          </w:p>
-        </w:tc>
-      </w:tr>
-      <w:tr>
-        <w:tc>
-          <w:tcPr>
-            <w:tcW w:w="2062" w:type="dxa"/>
-          </w:tcPr>
-          <w:p>
-            <w:pPr>
-              <w:pStyle w:val="CVBody"/>
-            </w:pPr>
-            <w:r>
-              <w:rPr>
-                <w:b/>
-                <w:sz w:val="20"/>
-              </w:rPr>
-              <w:t>Tools</w:t>
-            </w:r>
-          </w:p>
-        </w:tc>
-        <w:tc>
-          <w:tcPr>
-            <w:tcW w:w="8142" w:type="dxa"/>
-          </w:tcPr>
-          <w:p>
-            <w:pPr>
-              <w:pStyle w:val="CVBody"/>
-            </w:pPr>
-            <w:r>
-              <w:rPr>
-                <w:sz w:val="19"/>
-              </w:rPr>
-              <w:t xml:space="preserve">Jira, MS Office, </w:t>
-            </w:r>
-            <w:r>
-              <w:rPr>
-                <w:color w:val="000000"/>
-                <w:sz w:val="19"/>
-              </w:rPr>
-              <w:t>SparxSystems Enterprise Architect</w:t>
-            </w:r>
-          </w:p>
-        </w:tc>
-      </w:tr>
-    </w:tbl>
-    <w:p/>
-    <w:tbl>
-      <w:tblPr>
-        <w:tblStyle w:val="Tabellenraster"/>
-        <w:tblW w:w="0" w:type="auto"/>
-        <w:tblLayout w:type="fixed"/>
-        <w:tblCellMar>
-          <w:top w:w="56" w:type="dxa"/>
-          <w:left w:w="80" w:type="dxa"/>
-          <w:bottom w:w="56" w:type="dxa"/>
-          <w:right w:w="80" w:type="dxa"/>
-        </w:tblCellMar>
-        <w:tblLook w:val="04A0" w:firstRow="1" w:lastRow="0" w:firstColumn="1" w:lastColumn="0" w:noHBand="0" w:noVBand="1"/>
-      </w:tblPr>
-      <w:tblGrid>
-        <w:gridCol w:w="2062"/>
-        <w:gridCol w:w="8142"/>
-      </w:tblGrid>
-      <w:tr>
-        <w:tc>
-          <w:tcPr>
-            <w:tcW w:w="2062" w:type="dxa"/>
-          </w:tcPr>
-          <w:p>
-            <w:pPr>
-              <w:pStyle w:val="CVBody"/>
-            </w:pPr>
-            <w:r>
-              <w:rPr>
-                <w:b/>
-                <w:sz w:val="20"/>
-              </w:rPr>
-              <w:t>08/2020 – 08/2020</w:t>
-            </w:r>
-          </w:p>
-          <w:p>
-            <w:pPr>
-              <w:pStyle w:val="CVBody"/>
-            </w:pPr>
-            <w:r>
-              <w:rPr>
-                <w:b/>
-                <w:sz w:val="20"/>
-              </w:rPr>
-              <w:t>Rolle:</w:t>
-            </w:r>
-          </w:p>
-          <w:p>
-            <w:pPr>
-              <w:pStyle w:val="CVBody"/>
-            </w:pPr>
-            <w:r>
-              <w:rPr>
-                <w:sz w:val="20"/>
-              </w:rPr>
-              <w:t>Testmanager</w:t>
-            </w:r>
-          </w:p>
-          <w:p>
-            <w:pPr>
-              <w:pStyle w:val="CVBody"/>
-            </w:pPr>
-            <w:r>
-              <w:rPr>
-                <w:b/>
-                <w:sz w:val="20"/>
-              </w:rPr>
-              <w:t xml:space="preserve">Kunde/Branche: </w:t>
-            </w:r>
-          </w:p>
-          <w:p>
-            <w:pPr>
-              <w:pStyle w:val="CVBody"/>
-            </w:pPr>
-            <w:r>
-              <w:rPr>
-                <w:sz w:val="20"/>
-              </w:rPr>
-              <w:t>BMW, Automotive</w:t>
-            </w:r>
-          </w:p>
-        </w:tc>
-        <w:tc>
-          <w:tcPr>
-            <w:tcW w:w="8142" w:type="dxa"/>
-          </w:tcPr>
-          <w:p>
-            <w:pPr>
-              <w:pStyle w:val="CVBody"/>
-            </w:pPr>
-            <w:r>
-              <w:rPr>
-                <w:b/>
-                <w:sz w:val="20"/>
-              </w:rPr>
-              <w:t>Tätigkeiten</w:t>
-            </w:r>
-          </w:p>
-          <w:p>
-            <w:pPr>
-              <w:pStyle w:val="Aufzhlungszeichen"/>
-            </w:pPr>
-            <w:r>
-              <w:rPr>
-                <w:color w:val="000000"/>
-                <w:sz w:val="20"/>
-              </w:rPr>
-              <w:t>Vertretung des vorgesehenen Testmanagers während seiner Abwesenheit</w:t>
-            </w:r>
-          </w:p>
-          <w:p>
-            <w:pPr>
-              <w:pStyle w:val="Aufzhlungszeichen"/>
-            </w:pPr>
-            <w:r>
-              <w:rPr>
-                <w:color w:val="000000"/>
-                <w:sz w:val="20"/>
-              </w:rPr>
-              <w:t>Management des User Acceptance Tests (UAT) auf Sprint- und Release-Ebene</w:t>
-            </w:r>
-          </w:p>
-          <w:p>
-            <w:pPr>
-              <w:pStyle w:val="Aufzhlungszeichen"/>
-            </w:pPr>
-            <w:r>
-              <w:rPr>
-                <w:color w:val="000000"/>
-                <w:sz w:val="20"/>
-              </w:rPr>
-              <w:t>Defect-Management</w:t>
-            </w:r>
-          </w:p>
-        </w:tc>
-      </w:tr>
-      <w:tr>
-        <w:tc>
-          <w:tcPr>
-            <w:tcW w:w="2062" w:type="dxa"/>
-          </w:tcPr>
-          <w:p>
-            <w:pPr>
-              <w:pStyle w:val="CVBody"/>
-            </w:pPr>
-            <w:r>
-              <w:rPr>
-                <w:b/>
-                <w:sz w:val="20"/>
-              </w:rPr>
-              <w:t>Tools</w:t>
-            </w:r>
-          </w:p>
-        </w:tc>
-        <w:tc>
-          <w:tcPr>
-            <w:tcW w:w="8142" w:type="dxa"/>
-          </w:tcPr>
-          <w:p>
-            <w:pPr>
-              <w:pStyle w:val="CVBody"/>
-            </w:pPr>
-            <w:r>
-              <w:rPr>
-                <w:sz w:val="19"/>
-              </w:rPr>
-              <w:t>Jira, MS Office</w:t>
-            </w:r>
-          </w:p>
-        </w:tc>
-      </w:tr>
-    </w:tbl>
-    <w:p/>
-    <w:tbl>
-      <w:tblPr>
-        <w:tblStyle w:val="Tabellenraster"/>
-        <w:tblW w:w="0" w:type="auto"/>
-        <w:tblLayout w:type="fixed"/>
-        <w:tblCellMar>
-          <w:top w:w="56" w:type="dxa"/>
-          <w:left w:w="80" w:type="dxa"/>
-          <w:bottom w:w="56" w:type="dxa"/>
-          <w:right w:w="80" w:type="dxa"/>
-        </w:tblCellMar>
-        <w:tblLook w:val="04A0" w:firstRow="1" w:lastRow="0" w:firstColumn="1" w:lastColumn="0" w:noHBand="0" w:noVBand="1"/>
-      </w:tblPr>
-      <w:tblGrid>
-        <w:gridCol w:w="2062"/>
-        <w:gridCol w:w="8142"/>
-      </w:tblGrid>
-      <w:tr>
-        <w:tc>
-          <w:tcPr>
-            <w:tcW w:w="2062" w:type="dxa"/>
-          </w:tcPr>
-          <w:p>
-            <w:pPr>
-              <w:pStyle w:val="CVBody"/>
-            </w:pPr>
-            <w:r>
-              <w:rPr>
-                <w:b/>
-                <w:sz w:val="20"/>
-              </w:rPr>
-              <w:t>07/2020 – 09/2020</w:t>
-            </w:r>
-          </w:p>
-          <w:p>
-            <w:pPr>
-              <w:pStyle w:val="CVBody"/>
-            </w:pPr>
-            <w:r>
-              <w:rPr>
-                <w:b/>
-                <w:sz w:val="20"/>
-              </w:rPr>
-              <w:t>Rolle:</w:t>
-            </w:r>
-          </w:p>
-          <w:p>
-            <w:pPr>
-              <w:pStyle w:val="CVBody"/>
-            </w:pPr>
-            <w:r>
-              <w:rPr>
-                <w:sz w:val="20"/>
-              </w:rPr>
-              <w:t>Testautomatisierer</w:t>
-            </w:r>
-          </w:p>
-          <w:p>
-            <w:pPr>
-              <w:pStyle w:val="CVBody"/>
-            </w:pPr>
-          </w:p>
-          <w:p>
-            <w:pPr>
-              <w:pStyle w:val="CVBody"/>
-            </w:pPr>
-            <w:r>
-              <w:rPr>
-                <w:b/>
-                <w:sz w:val="20"/>
-              </w:rPr>
-              <w:t xml:space="preserve">Kunde/Branche: </w:t>
-            </w:r>
-          </w:p>
-          <w:p>
-            <w:pPr>
-              <w:pStyle w:val="CVBody"/>
-            </w:pPr>
-            <w:r>
-              <w:rPr>
-                <w:sz w:val="20"/>
-              </w:rPr>
-              <w:t>BMW, Automotive</w:t>
-            </w:r>
-          </w:p>
-        </w:tc>
-        <w:tc>
-          <w:tcPr>
-            <w:tcW w:w="8142" w:type="dxa"/>
-          </w:tcPr>
-          <w:p>
-            <w:pPr>
-              <w:pStyle w:val="CVBody"/>
-            </w:pPr>
-            <w:r>
-              <w:rPr>
-                <w:b/>
-                <w:sz w:val="20"/>
-              </w:rPr>
-              <w:t>Tätigkeiten</w:t>
-            </w:r>
-          </w:p>
-          <w:p>
-            <w:pPr>
-              <w:pStyle w:val="Aufzhlungszeichen"/>
-            </w:pPr>
-            <w:r>
-              <w:rPr>
-                <w:color w:val="000000"/>
-                <w:sz w:val="20"/>
-              </w:rPr>
-              <w:t>Erstellung eines Testkonzepts in Confluence mit Fokus auf frühzeitige Testautomatisierung</w:t>
-            </w:r>
-          </w:p>
-          <w:p>
-            <w:pPr>
-              <w:pStyle w:val="Aufzhlungszeichen"/>
-            </w:pPr>
-            <w:r>
-              <w:rPr>
-                <w:color w:val="000000"/>
-                <w:sz w:val="20"/>
-              </w:rPr>
-              <w:t>Coaching von Teams in Selenium, Java, Gherkin/BDD</w:t>
-            </w:r>
-          </w:p>
-          <w:p>
-            <w:pPr>
-              <w:pStyle w:val="Aufzhlungszeichen"/>
-            </w:pPr>
-            <w:r>
-              <w:rPr>
-                <w:color w:val="000000"/>
-                <w:sz w:val="20"/>
-              </w:rPr>
-              <w:t>Entwicklung eines Piloten für die DevOps-Toolchain zur automatisierten Anwendungstests</w:t>
-            </w:r>
-          </w:p>
-          <w:p>
-            <w:pPr>
-              <w:pStyle w:val="Aufzhlungszeichen"/>
-            </w:pPr>
-            <w:r>
-              <w:rPr>
-                <w:color w:val="000000"/>
-                <w:sz w:val="20"/>
-              </w:rPr>
-              <w:t>Testplanung und Testkoordination</w:t>
-            </w:r>
-          </w:p>
-        </w:tc>
-      </w:tr>
-      <w:tr>
-        <w:tc>
-          <w:tcPr>
-            <w:tcW w:w="2062" w:type="dxa"/>
-          </w:tcPr>
-          <w:p>
-            <w:pPr>
-              <w:pStyle w:val="CVBody"/>
-            </w:pPr>
-            <w:r>
-              <w:rPr>
-                <w:b/>
-                <w:sz w:val="20"/>
-              </w:rPr>
-              <w:t>Tools</w:t>
-            </w:r>
-          </w:p>
-        </w:tc>
-        <w:tc>
-          <w:tcPr>
-            <w:tcW w:w="8142" w:type="dxa"/>
-          </w:tcPr>
-          <w:p>
-            <w:pPr>
-              <w:pStyle w:val="CVBody"/>
-            </w:pPr>
-            <w:r>
-              <w:rPr>
-                <w:sz w:val="19"/>
-              </w:rPr>
-              <w:t>Jira, Confluence, Selenium, Java, Gherkin/BDD, Jenkins</w:t>
-            </w:r>
-          </w:p>
-        </w:tc>
-      </w:tr>
-    </w:tbl>
-    <w:p/>
-    <w:tbl>
-      <w:tblPr>
-        <w:tblStyle w:val="Tabellenraster"/>
-        <w:tblW w:w="0" w:type="auto"/>
-        <w:tblLayout w:type="fixed"/>
-        <w:tblCellMar>
-          <w:top w:w="56" w:type="dxa"/>
-          <w:left w:w="80" w:type="dxa"/>
-          <w:bottom w:w="56" w:type="dxa"/>
-          <w:right w:w="80" w:type="dxa"/>
-        </w:tblCellMar>
-        <w:tblLook w:val="04A0" w:firstRow="1" w:lastRow="0" w:firstColumn="1" w:lastColumn="0" w:noHBand="0" w:noVBand="1"/>
-      </w:tblPr>
-      <w:tblGrid>
-        <w:gridCol w:w="2062"/>
-        <w:gridCol w:w="8142"/>
-      </w:tblGrid>
-      <w:tr>
-        <w:tc>
-          <w:tcPr>
-            <w:tcW w:w="2062" w:type="dxa"/>
-          </w:tcPr>
-          <w:p>
-            <w:pPr>
-              <w:pStyle w:val="CVBody"/>
-            </w:pPr>
-            <w:r>
-              <w:rPr>
-                <w:b/>
-                <w:sz w:val="20"/>
-              </w:rPr>
-              <w:t>05/2020 – 06/2020</w:t>
-            </w:r>
-          </w:p>
-          <w:p>
-            <w:pPr>
-              <w:pStyle w:val="CVBody"/>
-            </w:pPr>
-            <w:r>
-              <w:rPr>
-                <w:b/>
-                <w:sz w:val="20"/>
-              </w:rPr>
-              <w:t>Rolle:</w:t>
-            </w:r>
-          </w:p>
-          <w:p>
-            <w:pPr>
-              <w:pStyle w:val="CVBody"/>
-            </w:pPr>
-            <w:r>
-              <w:rPr>
-                <w:sz w:val="20"/>
-              </w:rPr>
-              <w:t>Testautomatisierer</w:t>
-            </w:r>
-          </w:p>
-          <w:p>
-            <w:pPr>
-              <w:pStyle w:val="CVBody"/>
-            </w:pPr>
-            <w:r>
-              <w:rPr>
-                <w:b/>
-                <w:sz w:val="20"/>
-              </w:rPr>
-              <w:t xml:space="preserve">Kunde/Branche: </w:t>
-            </w:r>
-          </w:p>
-          <w:p>
-            <w:pPr>
-              <w:pStyle w:val="CVBody"/>
-            </w:pPr>
-            <w:r>
-              <w:rPr>
-                <w:sz w:val="20"/>
-              </w:rPr>
-              <w:t>SEW, Automotive</w:t>
-            </w:r>
-          </w:p>
-        </w:tc>
-        <w:tc>
-          <w:tcPr>
-            <w:tcW w:w="8142" w:type="dxa"/>
-          </w:tcPr>
-          <w:p>
-            <w:pPr>
-              <w:pStyle w:val="CVBody"/>
-            </w:pPr>
-            <w:r>
-              <w:rPr>
-                <w:b/>
-                <w:sz w:val="20"/>
-              </w:rPr>
-              <w:t>Tätigkeiten</w:t>
-            </w:r>
-          </w:p>
-          <w:p>
-            <w:pPr>
-              <w:pStyle w:val="Aufzhlungszeichen"/>
-            </w:pPr>
-            <w:r>
-              <w:rPr>
-                <w:color w:val="000000"/>
-                <w:sz w:val="20"/>
-              </w:rPr>
-              <w:t>Vorbereitung der Angebotspräsentation</w:t>
-            </w:r>
-          </w:p>
-          <w:p>
-            <w:pPr>
-              <w:pStyle w:val="Aufzhlungszeichen"/>
-            </w:pPr>
-            <w:r>
-              <w:rPr>
-                <w:color w:val="000000"/>
-                <w:sz w:val="20"/>
-              </w:rPr>
-              <w:t>Angebotspräsentation mit Live-Demo</w:t>
-            </w:r>
-          </w:p>
-        </w:tc>
-      </w:tr>
-      <w:tr>
-        <w:tc>
-          <w:tcPr>
-            <w:tcW w:w="2062" w:type="dxa"/>
-          </w:tcPr>
-          <w:p>
-            <w:pPr>
-              <w:pStyle w:val="CVBody"/>
-            </w:pPr>
-            <w:r>
-              <w:rPr>
-                <w:b/>
-                <w:sz w:val="20"/>
-              </w:rPr>
-              <w:t>Tools</w:t>
-            </w:r>
-          </w:p>
-        </w:tc>
-        <w:tc>
-          <w:tcPr>
-            <w:tcW w:w="8142" w:type="dxa"/>
-          </w:tcPr>
-          <w:p>
-            <w:pPr>
-              <w:pStyle w:val="CVBody"/>
-            </w:pPr>
-            <w:r>
-              <w:rPr>
-                <w:sz w:val="19"/>
-              </w:rPr>
-              <w:t>Selenium, Java, Gherkin, BDD, Jira/Xray, Jenkins</w:t>
-            </w:r>
-          </w:p>
-        </w:tc>
-      </w:tr>
-    </w:tbl>
-    <w:p/>
-    <w:tbl>
-      <w:tblPr>
-        <w:tblStyle w:val="Tabellenraster"/>
-        <w:tblW w:w="0" w:type="auto"/>
-        <w:tblLayout w:type="fixed"/>
-        <w:tblCellMar>
-          <w:top w:w="56" w:type="dxa"/>
-          <w:left w:w="80" w:type="dxa"/>
-          <w:bottom w:w="56" w:type="dxa"/>
-          <w:right w:w="80" w:type="dxa"/>
-        </w:tblCellMar>
-        <w:tblLook w:val="04A0" w:firstRow="1" w:lastRow="0" w:firstColumn="1" w:lastColumn="0" w:noHBand="0" w:noVBand="1"/>
-      </w:tblPr>
-      <w:tblGrid>
-        <w:gridCol w:w="2062"/>
-        <w:gridCol w:w="8142"/>
-      </w:tblGrid>
-      <w:tr>
-        <w:tc>
-          <w:tcPr>
-            <w:tcW w:w="2062" w:type="dxa"/>
-          </w:tcPr>
-          <w:p>
-            <w:pPr>
-              <w:pStyle w:val="CVBody"/>
-            </w:pPr>
-            <w:r>
-              <w:rPr>
-                <w:b/>
-                <w:sz w:val="20"/>
-              </w:rPr>
-              <w:t>01/2020 – 04/2020</w:t>
-            </w:r>
-          </w:p>
-          <w:p>
-            <w:pPr>
-              <w:pStyle w:val="CVBody"/>
-            </w:pPr>
-            <w:r>
-              <w:rPr>
-                <w:b/>
-                <w:sz w:val="20"/>
-              </w:rPr>
-              <w:t>Rolle:</w:t>
-            </w:r>
-          </w:p>
-          <w:p>
-            <w:pPr>
-              <w:pStyle w:val="CVBody"/>
-            </w:pPr>
-            <w:r>
-              <w:rPr>
-                <w:sz w:val="20"/>
-              </w:rPr>
-              <w:t>SAP-Testmanager</w:t>
-            </w:r>
-          </w:p>
-          <w:p>
-            <w:pPr>
-              <w:pStyle w:val="CVBody"/>
-            </w:pPr>
-            <w:r>
-              <w:rPr>
-                <w:b/>
-                <w:sz w:val="20"/>
-              </w:rPr>
-              <w:t xml:space="preserve">Kunde/Branche: </w:t>
-            </w:r>
-          </w:p>
-          <w:p>
-            <w:pPr>
-              <w:pStyle w:val="CVBody"/>
-            </w:pPr>
-            <w:r>
-              <w:rPr>
-                <w:sz w:val="20"/>
-              </w:rPr>
-              <w:t>NTT DATA, IT-Beratung</w:t>
-            </w:r>
-          </w:p>
-        </w:tc>
-        <w:tc>
-          <w:tcPr>
-            <w:tcW w:w="8142" w:type="dxa"/>
-          </w:tcPr>
-          <w:p>
-            <w:pPr>
-              <w:pStyle w:val="CVBody"/>
-            </w:pPr>
-            <w:r>
-              <w:rPr>
-                <w:b/>
-                <w:sz w:val="20"/>
-              </w:rPr>
-              <w:t>Tätigkeiten</w:t>
-            </w:r>
-          </w:p>
-          <w:p>
-            <w:pPr>
-              <w:pStyle w:val="Aufzhlungszeichen"/>
-            </w:pPr>
-            <w:r>
-              <w:rPr>
-                <w:color w:val="000000"/>
-                <w:sz w:val="20"/>
-              </w:rPr>
-              <w:t>Test- und Defect-Management</w:t>
-            </w:r>
-          </w:p>
-          <w:p>
-            <w:pPr>
-              <w:pStyle w:val="Aufzhlungszeichen"/>
-            </w:pPr>
-            <w:r>
-              <w:rPr>
-                <w:color w:val="000000"/>
-                <w:sz w:val="20"/>
-              </w:rPr>
-              <w:t>Aufbau des Testprozesses mit Testfallerstellung, Testdurchführung, und -reporting in Jira/Xray</w:t>
-            </w:r>
-          </w:p>
-          <w:p>
-            <w:pPr>
-              <w:pStyle w:val="Aufzhlungszeichen"/>
-            </w:pPr>
-            <w:r>
-              <w:rPr>
-                <w:color w:val="000000"/>
-                <w:sz w:val="20"/>
-              </w:rPr>
-              <w:t>Erstellung von Teststrategie, Testplänen und Ermittlung des Ressourcenbedarfs</w:t>
-            </w:r>
-          </w:p>
-          <w:p>
-            <w:pPr>
-              <w:pStyle w:val="Aufzhlungszeichen"/>
-            </w:pPr>
-            <w:r>
-              <w:rPr>
-                <w:color w:val="000000"/>
-                <w:sz w:val="20"/>
-              </w:rPr>
-              <w:t>Testreporting</w:t>
-            </w:r>
-          </w:p>
-        </w:tc>
-      </w:tr>
-      <w:tr>
-        <w:tc>
-          <w:tcPr>
-            <w:tcW w:w="2062" w:type="dxa"/>
-          </w:tcPr>
-          <w:p>
-            <w:pPr>
-              <w:pStyle w:val="CVBody"/>
-            </w:pPr>
-            <w:r>
-              <w:rPr>
-                <w:b/>
-                <w:sz w:val="20"/>
-              </w:rPr>
-              <w:t>Tools</w:t>
-            </w:r>
-          </w:p>
-        </w:tc>
-        <w:tc>
-          <w:tcPr>
-            <w:tcW w:w="8142" w:type="dxa"/>
-          </w:tcPr>
-          <w:p>
-            <w:pPr>
-              <w:pStyle w:val="CVBody"/>
-            </w:pPr>
-            <w:r>
-              <w:rPr>
-                <w:sz w:val="19"/>
-              </w:rPr>
-              <w:t>SAP-S/4HANA FI, CO, HCM, Jira/Xray, MS Office</w:t>
-            </w:r>
-          </w:p>
-        </w:tc>
-      </w:tr>
-    </w:tbl>
-    <w:p/>
-    <w:tbl>
-      <w:tblPr>
-        <w:tblStyle w:val="Tabellenraster"/>
-        <w:tblW w:w="0" w:type="auto"/>
-        <w:tblLayout w:type="fixed"/>
-        <w:tblCellMar>
-          <w:top w:w="56" w:type="dxa"/>
-          <w:left w:w="80" w:type="dxa"/>
-          <w:bottom w:w="56" w:type="dxa"/>
-          <w:right w:w="80" w:type="dxa"/>
-        </w:tblCellMar>
-        <w:tblLook w:val="04A0" w:firstRow="1" w:lastRow="0" w:firstColumn="1" w:lastColumn="0" w:noHBand="0" w:noVBand="1"/>
-      </w:tblPr>
-      <w:tblGrid>
-        <w:gridCol w:w="2062"/>
-        <w:gridCol w:w="8142"/>
-      </w:tblGrid>
-      <w:tr>
-        <w:tc>
-          <w:tcPr>
-            <w:tcW w:w="2062" w:type="dxa"/>
-          </w:tcPr>
-          <w:p>
-            <w:pPr>
-              <w:pStyle w:val="CVBody"/>
-            </w:pPr>
-            <w:r>
-              <w:rPr>
-                <w:b/>
-                <w:sz w:val="20"/>
-              </w:rPr>
-              <w:t>08/2019 – 10/2019</w:t>
-            </w:r>
-          </w:p>
-          <w:p>
-            <w:pPr>
-              <w:pStyle w:val="CVBody"/>
-            </w:pPr>
-            <w:r>
-              <w:rPr>
-                <w:b/>
-                <w:sz w:val="20"/>
-              </w:rPr>
-              <w:t>Rolle:</w:t>
-            </w:r>
-          </w:p>
-          <w:p>
-            <w:pPr>
-              <w:pStyle w:val="CVBody"/>
-            </w:pPr>
-            <w:r>
-              <w:rPr>
-                <w:sz w:val="20"/>
-              </w:rPr>
-              <w:t>Testmanager</w:t>
-            </w:r>
-          </w:p>
-          <w:p>
-            <w:pPr>
-              <w:pStyle w:val="CVBody"/>
-            </w:pPr>
-            <w:r>
-              <w:rPr>
-                <w:b/>
-                <w:sz w:val="20"/>
-              </w:rPr>
-              <w:t xml:space="preserve">Kunde/Branche: </w:t>
-            </w:r>
-          </w:p>
-          <w:p>
-            <w:pPr>
-              <w:pStyle w:val="CVBody"/>
-            </w:pPr>
-            <w:r>
-              <w:rPr>
-                <w:sz w:val="20"/>
-              </w:rPr>
-              <w:t>HDI, Versicherungen</w:t>
-            </w:r>
-          </w:p>
-        </w:tc>
-        <w:tc>
-          <w:tcPr>
-            <w:tcW w:w="8142" w:type="dxa"/>
-          </w:tcPr>
-          <w:p>
-            <w:pPr>
-              <w:pStyle w:val="CVBody"/>
-            </w:pPr>
-            <w:r>
-              <w:rPr>
-                <w:b/>
-                <w:sz w:val="20"/>
-              </w:rPr>
-              <w:t>Tätigkeiten</w:t>
-            </w:r>
-          </w:p>
-          <w:p>
-            <w:pPr>
-              <w:pStyle w:val="Aufzhlungszeichen"/>
-            </w:pPr>
-            <w:r>
-              <w:rPr>
-                <w:color w:val="000000"/>
-                <w:sz w:val="20"/>
-              </w:rPr>
-              <w:t>Erstellung der Teststrategie in Word und Confluence</w:t>
-            </w:r>
-          </w:p>
-          <w:p>
-            <w:pPr>
-              <w:pStyle w:val="Aufzhlungszeichen"/>
-            </w:pPr>
-            <w:r>
-              <w:rPr>
-                <w:color w:val="000000"/>
-                <w:sz w:val="20"/>
-              </w:rPr>
-              <w:t>Planung des Rollouts von Verbesserungsmaßnahmen aufgrund der Teststrategie</w:t>
-            </w:r>
-          </w:p>
-          <w:p>
-            <w:pPr>
-              <w:pStyle w:val="Aufzhlungszeichen"/>
-            </w:pPr>
-            <w:r>
-              <w:rPr>
-                <w:color w:val="000000"/>
-                <w:sz w:val="20"/>
-              </w:rPr>
-              <w:t>Coaching der Scrum-Teams des agilen Release Trains (ART) zu Test</w:t>
-            </w:r>
-          </w:p>
-        </w:tc>
-      </w:tr>
-      <w:tr>
-        <w:tc>
-          <w:tcPr>
-            <w:tcW w:w="2062" w:type="dxa"/>
-          </w:tcPr>
-          <w:p>
-            <w:pPr>
-              <w:pStyle w:val="CVBody"/>
-            </w:pPr>
-            <w:r>
-              <w:rPr>
-                <w:b/>
-                <w:sz w:val="20"/>
-              </w:rPr>
-              <w:t>Tools</w:t>
-            </w:r>
-          </w:p>
-        </w:tc>
-        <w:tc>
-          <w:tcPr>
-            <w:tcW w:w="8142" w:type="dxa"/>
-          </w:tcPr>
-          <w:p>
-            <w:pPr>
-              <w:pStyle w:val="CVBody"/>
-            </w:pPr>
-            <w:r>
-              <w:rPr>
-                <w:sz w:val="19"/>
-              </w:rPr>
-              <w:t>Confluence, Microfocus ALM Octane, SAFe</w:t>
-            </w:r>
-          </w:p>
-        </w:tc>
-      </w:tr>
-    </w:tbl>
-    <w:p/>
-    <w:tbl>
-      <w:tblPr>
-        <w:tblStyle w:val="Tabellenraster"/>
-        <w:tblW w:w="0" w:type="auto"/>
-        <w:tblLayout w:type="fixed"/>
-        <w:tblCellMar>
-          <w:top w:w="56" w:type="dxa"/>
-          <w:left w:w="80" w:type="dxa"/>
-          <w:bottom w:w="56" w:type="dxa"/>
-          <w:right w:w="80" w:type="dxa"/>
-        </w:tblCellMar>
-        <w:tblLook w:val="04A0" w:firstRow="1" w:lastRow="0" w:firstColumn="1" w:lastColumn="0" w:noHBand="0" w:noVBand="1"/>
-      </w:tblPr>
-      <w:tblGrid>
-        <w:gridCol w:w="2062"/>
-        <w:gridCol w:w="8142"/>
-      </w:tblGrid>
-      <w:tr>
-        <w:tc>
-          <w:tcPr>
-            <w:tcW w:w="2062" w:type="dxa"/>
-          </w:tcPr>
-          <w:p>
-            <w:pPr>
-              <w:pStyle w:val="CVBody"/>
-            </w:pPr>
-            <w:r>
-              <w:rPr>
-                <w:b/>
-                <w:sz w:val="20"/>
-              </w:rPr>
-              <w:t>08/2018 – 06/2019</w:t>
-            </w:r>
-          </w:p>
-          <w:p>
-            <w:pPr>
-              <w:pStyle w:val="CVBody"/>
-            </w:pPr>
-            <w:r>
-              <w:rPr>
-                <w:b/>
-                <w:sz w:val="20"/>
-              </w:rPr>
-              <w:t>Rolle:</w:t>
-            </w:r>
-          </w:p>
-          <w:p>
-            <w:pPr>
-              <w:pStyle w:val="CVBody"/>
-            </w:pPr>
-            <w:r>
-              <w:rPr>
-                <w:sz w:val="20"/>
-              </w:rPr>
-              <w:t>Testmanager</w:t>
-            </w:r>
-          </w:p>
-          <w:p>
-            <w:pPr>
-              <w:pStyle w:val="CVBody"/>
-            </w:pPr>
-            <w:r>
-              <w:rPr>
-                <w:b/>
-                <w:sz w:val="20"/>
-              </w:rPr>
-              <w:lastRenderedPageBreak/>
-              <w:t xml:space="preserve">Kunde/Branche: </w:t>
-            </w:r>
-          </w:p>
-          <w:p>
-            <w:pPr>
-              <w:pStyle w:val="CVBody"/>
-            </w:pPr>
-            <w:r>
-              <w:rPr>
-                <w:sz w:val="20"/>
-              </w:rPr>
-              <w:t>Mercedes-Benz, Automotive</w:t>
-            </w:r>
-          </w:p>
-        </w:tc>
-        <w:tc>
-          <w:tcPr>
-            <w:tcW w:w="8142" w:type="dxa"/>
-          </w:tcPr>
-          <w:p>
-            <w:pPr>
-              <w:pStyle w:val="CVBody"/>
-            </w:pPr>
-            <w:r>
-              <w:rPr>
-                <w:b/>
-                <w:sz w:val="20"/>
-              </w:rPr>
-              <w:lastRenderedPageBreak/>
-              <w:t>Tätigkeiten</w:t>
-            </w:r>
-          </w:p>
-          <w:p>
-            <w:pPr>
-              <w:pStyle w:val="Aufzhlungszeichen"/>
-            </w:pPr>
-            <w:r>
-              <w:rPr>
-                <w:color w:val="000000"/>
-                <w:sz w:val="20"/>
-              </w:rPr>
-              <w:t>Management der Testaktivitäten im Scrum-Team</w:t>
-            </w:r>
-          </w:p>
-          <w:p>
-            <w:pPr>
-              <w:pStyle w:val="Aufzhlungszeichen"/>
-            </w:pPr>
-            <w:r>
-              <w:rPr>
-                <w:color w:val="000000"/>
-                <w:sz w:val="20"/>
-              </w:rPr>
-              <w:t>Testreporting für den Kunden nach Sprintende</w:t>
-            </w:r>
-          </w:p>
-          <w:p>
-            <w:pPr>
-              <w:pStyle w:val="Aufzhlungszeichen"/>
-            </w:pPr>
-            <w:r>
-              <w:rPr>
-                <w:color w:val="000000"/>
-                <w:sz w:val="20"/>
-              </w:rPr>
-              <w:lastRenderedPageBreak/>
-              <w:t>Erstellung von Testfällen und Testdaten, Testdurchführung</w:t>
-            </w:r>
-          </w:p>
-          <w:p>
-            <w:pPr>
-              <w:pStyle w:val="Aufzhlungszeichen"/>
-            </w:pPr>
-            <w:r>
-              <w:rPr>
-                <w:color w:val="000000"/>
-                <w:sz w:val="20"/>
-              </w:rPr>
-              <w:t>Pflege der Artefakte in Jira und der Dokumentation in Confluence</w:t>
-            </w:r>
-          </w:p>
-          <w:p>
-            <w:pPr>
-              <w:pStyle w:val="Aufzhlungszeichen"/>
-            </w:pPr>
-            <w:r>
-              <w:rPr>
-                <w:color w:val="000000"/>
-                <w:sz w:val="20"/>
-              </w:rPr>
-              <w:t>Last- und Performancetest, dabei Monitoring der Hardware-Komponenten mit dynatrace</w:t>
-            </w:r>
-          </w:p>
-        </w:tc>
-      </w:tr>
-      <w:tr>
-        <w:tc>
-          <w:tcPr>
-            <w:tcW w:w="2062" w:type="dxa"/>
-          </w:tcPr>
-          <w:p>
-            <w:pPr>
-              <w:pStyle w:val="CVBody"/>
-            </w:pPr>
-            <w:r>
-              <w:rPr>
-                <w:b/>
-                <w:sz w:val="20"/>
-              </w:rPr>
-              <w:lastRenderedPageBreak/>
-              <w:t>Tools</w:t>
-            </w:r>
-          </w:p>
-        </w:tc>
-        <w:tc>
-          <w:tcPr>
-            <w:tcW w:w="8142" w:type="dxa"/>
-          </w:tcPr>
-          <w:p>
-            <w:pPr>
-              <w:pStyle w:val="CVBody"/>
-            </w:pPr>
-            <w:r>
-              <w:rPr>
-                <w:sz w:val="19"/>
-              </w:rPr>
-              <w:t>Jira, Confluence, HP ALM, dynatrace (System-Monitoring-Tool)</w:t>
-            </w:r>
-          </w:p>
-        </w:tc>
-      </w:tr>
-    </w:tbl>
-    <w:p/>
-    <w:tbl>
-      <w:tblPr>
-        <w:tblStyle w:val="Tabellenraster"/>
-        <w:tblW w:w="0" w:type="auto"/>
-        <w:tblLayout w:type="fixed"/>
-        <w:tblCellMar>
-          <w:top w:w="56" w:type="dxa"/>
-          <w:left w:w="80" w:type="dxa"/>
-          <w:bottom w:w="56" w:type="dxa"/>
-          <w:right w:w="80" w:type="dxa"/>
-        </w:tblCellMar>
-        <w:tblLook w:val="04A0" w:firstRow="1" w:lastRow="0" w:firstColumn="1" w:lastColumn="0" w:noHBand="0" w:noVBand="1"/>
-      </w:tblPr>
-      <w:tblGrid>
-        <w:gridCol w:w="2062"/>
-        <w:gridCol w:w="8142"/>
-      </w:tblGrid>
-      <w:tr>
-        <w:tc>
-          <w:tcPr>
-            <w:tcW w:w="2062" w:type="dxa"/>
-          </w:tcPr>
-          <w:p>
-            <w:pPr>
-              <w:pStyle w:val="CVBody"/>
-            </w:pPr>
-            <w:r>
-              <w:rPr>
-                <w:b/>
-                <w:sz w:val="20"/>
-              </w:rPr>
-              <w:t>02/2018 – 07/2018</w:t>
-            </w:r>
-          </w:p>
-          <w:p>
-            <w:pPr>
-              <w:pStyle w:val="CVBody"/>
-            </w:pPr>
-            <w:r>
-              <w:rPr>
-                <w:b/>
-                <w:sz w:val="20"/>
-              </w:rPr>
-              <w:t>Rolle:</w:t>
-            </w:r>
-          </w:p>
-          <w:p>
-            <w:pPr>
-              <w:pStyle w:val="CVBody"/>
-            </w:pPr>
-            <w:r>
-              <w:rPr>
-                <w:sz w:val="20"/>
-              </w:rPr>
-              <w:t>Testmanager</w:t>
-            </w:r>
-          </w:p>
-          <w:p>
-            <w:pPr>
-              <w:pStyle w:val="CVBody"/>
-            </w:pPr>
-            <w:r>
-              <w:rPr>
-                <w:b/>
-                <w:sz w:val="20"/>
-              </w:rPr>
-              <w:t xml:space="preserve">Kunde/Branche: </w:t>
-            </w:r>
-          </w:p>
-          <w:p>
-            <w:pPr>
-              <w:pStyle w:val="CVBody"/>
-            </w:pPr>
-            <w:r>
-              <w:rPr>
-                <w:sz w:val="20"/>
-              </w:rPr>
-              <w:t>Mercedes-Benz, Automotive</w:t>
-            </w:r>
-          </w:p>
-        </w:tc>
-        <w:tc>
-          <w:tcPr>
-            <w:tcW w:w="8142" w:type="dxa"/>
-          </w:tcPr>
-          <w:p>
-            <w:pPr>
-              <w:pStyle w:val="CVBody"/>
-            </w:pPr>
-            <w:r>
-              <w:rPr>
-                <w:b/>
-                <w:sz w:val="20"/>
-              </w:rPr>
-              <w:t>Tätigkeiten</w:t>
-            </w:r>
-          </w:p>
-          <w:p>
-            <w:pPr>
-              <w:pStyle w:val="Aufzhlungszeichen"/>
-            </w:pPr>
-            <w:r>
-              <w:rPr>
-                <w:color w:val="000000"/>
-                <w:sz w:val="20"/>
-              </w:rPr>
-              <w:t>Gesamtverantwortung für den Test im Projekt</w:t>
-            </w:r>
-          </w:p>
-          <w:p>
-            <w:pPr>
-              <w:pStyle w:val="Aufzhlungszeichen"/>
-            </w:pPr>
-            <w:r>
-              <w:rPr>
-                <w:color w:val="000000"/>
-                <w:sz w:val="20"/>
-              </w:rPr>
-              <w:t>Management von sechs Testern und Testautomatisierern aus den agilen Teams</w:t>
-            </w:r>
-          </w:p>
-          <w:p>
-            <w:pPr>
-              <w:pStyle w:val="Aufzhlungszeichen"/>
-            </w:pPr>
-            <w:r>
-              <w:rPr>
-                <w:color w:val="000000"/>
-                <w:sz w:val="20"/>
-              </w:rPr>
-              <w:t>Defect-Management</w:t>
-            </w:r>
-          </w:p>
-          <w:p>
-            <w:pPr>
-              <w:pStyle w:val="Aufzhlungszeichen"/>
-            </w:pPr>
-            <w:r>
-              <w:rPr>
-                <w:color w:val="000000"/>
-                <w:sz w:val="20"/>
-              </w:rPr>
-              <w:t>Auswahl und Evaluierung der Testtools</w:t>
-            </w:r>
-          </w:p>
-          <w:p>
-            <w:pPr>
-              <w:pStyle w:val="Aufzhlungszeichen"/>
-            </w:pPr>
-            <w:r>
-              <w:rPr>
-                <w:color w:val="000000"/>
-                <w:sz w:val="20"/>
-              </w:rPr>
-              <w:t>Organisation von Trainings und von Wissenstransfer für die Tester</w:t>
-            </w:r>
-          </w:p>
-        </w:tc>
-      </w:tr>
-      <w:tr>
-        <w:tc>
-          <w:tcPr>
-            <w:tcW w:w="2062" w:type="dxa"/>
-          </w:tcPr>
-          <w:p>
-            <w:pPr>
-              <w:pStyle w:val="CVBody"/>
-            </w:pPr>
-            <w:r>
-              <w:rPr>
-                <w:b/>
-                <w:sz w:val="20"/>
-              </w:rPr>
-              <w:t>Tools</w:t>
-            </w:r>
-          </w:p>
-        </w:tc>
-        <w:tc>
-          <w:tcPr>
-            <w:tcW w:w="8142" w:type="dxa"/>
-          </w:tcPr>
-          <w:p>
-            <w:pPr>
-              <w:pStyle w:val="CVBody"/>
-            </w:pPr>
-            <w:r>
-              <w:rPr>
-                <w:sz w:val="19"/>
-              </w:rPr>
-              <w:t>Jira/Xray, Confluence</w:t>
-            </w:r>
-          </w:p>
-        </w:tc>
-      </w:tr>
-    </w:tbl>
-    <w:p/>
-    <w:tbl>
-      <w:tblPr>
-        <w:tblStyle w:val="Tabellenraster"/>
-        <w:tblW w:w="0" w:type="auto"/>
-        <w:tblLayout w:type="fixed"/>
-        <w:tblCellMar>
-          <w:top w:w="56" w:type="dxa"/>
-          <w:left w:w="80" w:type="dxa"/>
-          <w:bottom w:w="56" w:type="dxa"/>
-          <w:right w:w="80" w:type="dxa"/>
-        </w:tblCellMar>
-        <w:tblLook w:val="04A0" w:firstRow="1" w:lastRow="0" w:firstColumn="1" w:lastColumn="0" w:noHBand="0" w:noVBand="1"/>
-      </w:tblPr>
-      <w:tblGrid>
-        <w:gridCol w:w="2062"/>
-        <w:gridCol w:w="8142"/>
-      </w:tblGrid>
-      <w:tr>
-        <w:tc>
-          <w:tcPr>
-            <w:tcW w:w="2062" w:type="dxa"/>
-          </w:tcPr>
-          <w:p>
-            <w:pPr>
-              <w:pStyle w:val="CVBody"/>
-            </w:pPr>
-            <w:r>
-              <w:rPr>
-                <w:b/>
-                <w:sz w:val="20"/>
-              </w:rPr>
-              <w:t>09/2017 – 02/2018</w:t>
-            </w:r>
-          </w:p>
-          <w:p>
-            <w:pPr>
-              <w:pStyle w:val="CVBody"/>
-            </w:pPr>
-            <w:r>
-              <w:rPr>
-                <w:b/>
-                <w:sz w:val="20"/>
-              </w:rPr>
-              <w:t>Rolle:</w:t>
-            </w:r>
-          </w:p>
-          <w:p>
-            <w:pPr>
-              <w:pStyle w:val="CVBody"/>
-            </w:pPr>
-            <w:r>
-              <w:rPr>
-                <w:sz w:val="20"/>
-              </w:rPr>
-              <w:t>Testmanager</w:t>
-            </w:r>
-          </w:p>
-          <w:p>
-            <w:pPr>
-              <w:pStyle w:val="CVBody"/>
-            </w:pPr>
-            <w:r>
-              <w:rPr>
-                <w:b/>
-                <w:sz w:val="20"/>
-              </w:rPr>
-              <w:t xml:space="preserve">Kunde/Branche: </w:t>
-            </w:r>
-          </w:p>
-          <w:p>
-            <w:pPr>
-              <w:pStyle w:val="CVBody"/>
-            </w:pPr>
-            <w:r>
-              <w:rPr>
-                <w:sz w:val="20"/>
-              </w:rPr>
-              <w:t>Mercedes-Benz, Automotive</w:t>
-            </w:r>
-          </w:p>
-        </w:tc>
-        <w:tc>
-          <w:tcPr>
-            <w:tcW w:w="8142" w:type="dxa"/>
-          </w:tcPr>
-          <w:p>
-            <w:pPr>
-              <w:pStyle w:val="CVBody"/>
-            </w:pPr>
-            <w:r>
-              <w:rPr>
-                <w:b/>
-                <w:sz w:val="20"/>
-              </w:rPr>
-              <w:t>Tätigkeiten</w:t>
-            </w:r>
-          </w:p>
-          <w:p>
-            <w:pPr>
-              <w:pStyle w:val="Aufzhlungszeichen"/>
-            </w:pPr>
-            <w:r>
-              <w:rPr>
-                <w:color w:val="000000"/>
-                <w:sz w:val="20"/>
-              </w:rPr>
-              <w:t>Erarbeitung eines Maßnahmenkatalogs zur Optimierung des Testmanagements für die Aftersales-Anwendung</w:t>
-            </w:r>
-          </w:p>
-          <w:p>
-            <w:pPr>
-              <w:pStyle w:val="Aufzhlungszeichen"/>
-            </w:pPr>
-            <w:r>
-              <w:rPr>
-                <w:color w:val="000000"/>
-                <w:sz w:val="20"/>
-              </w:rPr>
-              <w:t>Erstellung eines Teststrategie-Dokuments mit Qualitätszielen, Darstellung der Optimierungsmaßnahmen und eines Umsetzungsfahrplans</w:t>
-            </w:r>
-          </w:p>
-          <w:p>
-            <w:pPr>
-              <w:pStyle w:val="Aufzhlungszeichen"/>
-            </w:pPr>
-            <w:r>
-              <w:rPr>
-                <w:color w:val="000000"/>
-                <w:sz w:val="20"/>
-              </w:rPr>
-              <w:t>Erstellung eines Showcase im HP-ALM-Tool, der als Proof-of-Concept für die erarbeiteten Optimierungsmaßnahmen dient</w:t>
-            </w:r>
-          </w:p>
-        </w:tc>
-      </w:tr>
-      <w:tr>
-        <w:tc>
-          <w:tcPr>
-            <w:tcW w:w="2062" w:type="dxa"/>
-          </w:tcPr>
-          <w:p>
-            <w:pPr>
-              <w:pStyle w:val="CVBody"/>
-            </w:pPr>
-            <w:r>
-              <w:rPr>
-                <w:b/>
-                <w:sz w:val="20"/>
-              </w:rPr>
-              <w:t>Tools</w:t>
-            </w:r>
-          </w:p>
-        </w:tc>
-        <w:tc>
-          <w:tcPr>
-            <w:tcW w:w="8142" w:type="dxa"/>
-          </w:tcPr>
-          <w:p>
-            <w:pPr>
-              <w:pStyle w:val="CVBody"/>
-            </w:pPr>
-            <w:r>
-              <w:rPr>
-                <w:sz w:val="19"/>
-              </w:rPr>
-              <w:t>HP ALM, Jira, MS Office</w:t>
-            </w:r>
-          </w:p>
-        </w:tc>
-      </w:tr>
-    </w:tbl>
-    <w:p/>
-    <w:tbl>
-      <w:tblPr>
-        <w:tblStyle w:val="Tabellenraster"/>
-        <w:tblW w:w="0" w:type="auto"/>
-        <w:tblLayout w:type="fixed"/>
-        <w:tblCellMar>
-          <w:top w:w="56" w:type="dxa"/>
-          <w:left w:w="80" w:type="dxa"/>
-          <w:bottom w:w="56" w:type="dxa"/>
-          <w:right w:w="80" w:type="dxa"/>
-        </w:tblCellMar>
-        <w:tblLook w:val="04A0" w:firstRow="1" w:lastRow="0" w:firstColumn="1" w:lastColumn="0" w:noHBand="0" w:noVBand="1"/>
-      </w:tblPr>
-      <w:tblGrid>
-        <w:gridCol w:w="2062"/>
-        <w:gridCol w:w="8142"/>
-      </w:tblGrid>
-      <w:tr>
-        <w:tc>
-          <w:tcPr>
-            <w:tcW w:w="2062" w:type="dxa"/>
-          </w:tcPr>
-          <w:p>
-            <w:pPr>
-              <w:pStyle w:val="CVBody"/>
-            </w:pPr>
-            <w:r>
-              <w:rPr>
-                <w:b/>
-                <w:sz w:val="20"/>
-              </w:rPr>
-              <w:t>10/2015 – 03/2017</w:t>
-            </w:r>
-          </w:p>
-          <w:p>
-            <w:pPr>
-              <w:pStyle w:val="CVBody"/>
-            </w:pPr>
-            <w:r>
-              <w:rPr>
-                <w:b/>
-                <w:sz w:val="20"/>
-              </w:rPr>
-              <w:t>Rolle:</w:t>
-            </w:r>
-          </w:p>
-          <w:p>
-            <w:pPr>
-              <w:pStyle w:val="CVBody"/>
-            </w:pPr>
-            <w:r>
-              <w:rPr>
-                <w:sz w:val="20"/>
-              </w:rPr>
-              <w:t>Testarchitekt</w:t>
-            </w:r>
-          </w:p>
-          <w:p>
-            <w:pPr>
-              <w:pStyle w:val="CVBody"/>
-            </w:pPr>
-          </w:p>
-          <w:p>
-            <w:pPr>
-              <w:pStyle w:val="CVBody"/>
-            </w:pPr>
-            <w:r>
-              <w:rPr>
-                <w:b/>
-                <w:sz w:val="20"/>
-              </w:rPr>
-              <w:t xml:space="preserve">Kunde/Branche: </w:t>
-            </w:r>
-          </w:p>
-          <w:p>
-            <w:pPr>
-              <w:pStyle w:val="CVBody"/>
-            </w:pPr>
-            <w:r>
-              <w:rPr>
-                <w:sz w:val="20"/>
-              </w:rPr>
-              <w:t>Arbeitsmarktservice Österreich, Public</w:t>
-            </w:r>
-          </w:p>
-        </w:tc>
-        <w:tc>
-          <w:tcPr>
-            <w:tcW w:w="8142" w:type="dxa"/>
-          </w:tcPr>
-          <w:p>
-            <w:pPr>
-              <w:pStyle w:val="CVBody"/>
-            </w:pPr>
-            <w:r>
-              <w:rPr>
-                <w:b/>
-                <w:sz w:val="20"/>
-              </w:rPr>
-              <w:t>Tätigkeiten</w:t>
-            </w:r>
-          </w:p>
-          <w:p>
-            <w:pPr>
-              <w:pStyle w:val="Aufzhlungszeichen"/>
-            </w:pPr>
-            <w:r>
-              <w:rPr>
-                <w:color w:val="000000"/>
-                <w:sz w:val="20"/>
-              </w:rPr>
-              <w:t>Testarchitekt und Gesamtverantwortung für Test im Projekt</w:t>
-            </w:r>
-          </w:p>
-          <w:p>
-            <w:pPr>
-              <w:pStyle w:val="Aufzhlungszeichen"/>
-            </w:pPr>
-            <w:r>
-              <w:rPr>
-                <w:color w:val="000000"/>
-                <w:sz w:val="20"/>
-              </w:rPr>
-              <w:t>Übergeordnetes Management des Teams für Systemintegrationstest in Rumänien</w:t>
-            </w:r>
-          </w:p>
-          <w:p>
-            <w:pPr>
-              <w:pStyle w:val="Aufzhlungszeichen"/>
-            </w:pPr>
-            <w:r>
-              <w:rPr>
-                <w:color w:val="000000"/>
-                <w:sz w:val="20"/>
-              </w:rPr>
-              <w:t>Konzepterstellung für Nutzung von Tosca, Accessibility-Test, Performancetest</w:t>
-            </w:r>
-          </w:p>
-          <w:p>
-            <w:pPr>
-              <w:pStyle w:val="Aufzhlungszeichen"/>
-            </w:pPr>
-            <w:r>
-              <w:rPr>
-                <w:color w:val="000000"/>
-                <w:sz w:val="20"/>
-              </w:rPr>
-              <w:t>Überführung Vorgehen in Testautomatisierung mit Tosca</w:t>
-            </w:r>
-          </w:p>
-          <w:p>
-            <w:pPr>
-              <w:pStyle w:val="Aufzhlungszeichen"/>
-            </w:pPr>
-            <w:r>
-              <w:rPr>
-                <w:color w:val="000000"/>
-                <w:sz w:val="20"/>
-              </w:rPr>
-              <w:t>Durchführung von Qualitätssicherungs-Maßnahmen (Quality Gates)</w:t>
-            </w:r>
-          </w:p>
-          <w:p>
-            <w:pPr>
-              <w:pStyle w:val="Aufzhlungszeichen"/>
-            </w:pPr>
-            <w:r>
-              <w:rPr>
-                <w:color w:val="000000"/>
-                <w:sz w:val="20"/>
-              </w:rPr>
-              <w:t>Leitung von Meetings und Workshops</w:t>
-            </w:r>
-          </w:p>
-          <w:p>
-            <w:pPr>
-              <w:pStyle w:val="Aufzhlungszeichen"/>
-            </w:pPr>
-            <w:r>
-              <w:rPr>
-                <w:color w:val="000000"/>
-                <w:sz w:val="20"/>
-              </w:rPr>
-              <w:t>Dokumentationserstellung von Testkonzept und der Erklärung der Abnahmebereitschaft</w:t>
-            </w:r>
-          </w:p>
-          <w:p>
-            <w:pPr>
-              <w:pStyle w:val="Aufzhlungszeichen"/>
-            </w:pPr>
-            <w:r>
-              <w:rPr>
-                <w:color w:val="000000"/>
-                <w:sz w:val="20"/>
-              </w:rPr>
-              <w:t>Defect-Management</w:t>
-            </w:r>
-          </w:p>
-          <w:p>
-            <w:pPr>
-              <w:pStyle w:val="Aufzhlungszeichen"/>
-            </w:pPr>
-            <w:r>
-              <w:rPr>
-                <w:color w:val="000000"/>
-                <w:sz w:val="20"/>
-              </w:rPr>
-              <w:t>Aufsetzen des Testreportings und eines Defect-Prognosemodells</w:t>
-            </w:r>
-          </w:p>
-        </w:tc>
-      </w:tr>
-      <w:tr>
-        <w:tc>
-          <w:tcPr>
-            <w:tcW w:w="2062" w:type="dxa"/>
-          </w:tcPr>
-          <w:p>
-            <w:pPr>
-              <w:pStyle w:val="CVBody"/>
-            </w:pPr>
-            <w:r>
-              <w:rPr>
-                <w:b/>
-                <w:sz w:val="20"/>
-              </w:rPr>
-              <w:t>Tools</w:t>
-            </w:r>
-          </w:p>
-        </w:tc>
-        <w:tc>
-          <w:tcPr>
-            <w:tcW w:w="8142" w:type="dxa"/>
-          </w:tcPr>
-          <w:p>
-            <w:pPr>
-              <w:pStyle w:val="CVBody"/>
-            </w:pPr>
-            <w:r>
-              <w:rPr>
-                <w:sz w:val="19"/>
-              </w:rPr>
-              <w:t>Tosca, MS Office</w:t>
-            </w:r>
-          </w:p>
-        </w:tc>
-      </w:tr>
-    </w:tbl>
-    <w:p/>
-    <w:tbl>
-      <w:tblPr>
-        <w:tblStyle w:val="Tabellenraster"/>
-        <w:tblW w:w="0" w:type="auto"/>
-        <w:tblLayout w:type="fixed"/>
-        <w:tblCellMar>
-          <w:top w:w="56" w:type="dxa"/>
-          <w:left w:w="80" w:type="dxa"/>
-          <w:bottom w:w="56" w:type="dxa"/>
-          <w:right w:w="80" w:type="dxa"/>
-        </w:tblCellMar>
-        <w:tblLook w:val="04A0" w:firstRow="1" w:lastRow="0" w:firstColumn="1" w:lastColumn="0" w:noHBand="0" w:noVBand="1"/>
-      </w:tblPr>
-      <w:tblGrid>
-        <w:gridCol w:w="2062"/>
-        <w:gridCol w:w="8142"/>
-      </w:tblGrid>
-      <w:tr>
-        <w:tc>
-          <w:tcPr>
-            <w:tcW w:w="2062" w:type="dxa"/>
-          </w:tcPr>
-          <w:p>
-            <w:pPr>
-              <w:pStyle w:val="CVBody"/>
-            </w:pPr>
-            <w:r>
-              <w:rPr>
-                <w:b/>
-                <w:sz w:val="20"/>
-              </w:rPr>
-              <w:t>01/2015 – 09/2015</w:t>
-            </w:r>
-          </w:p>
-          <w:p>
-            <w:pPr>
-              <w:pStyle w:val="CVBody"/>
-            </w:pPr>
-            <w:r>
-              <w:rPr>
-                <w:b/>
-                <w:sz w:val="20"/>
-              </w:rPr>
-              <w:t>Rolle:</w:t>
-            </w:r>
-          </w:p>
-          <w:p>
-            <w:pPr>
-              <w:pStyle w:val="CVBody"/>
-            </w:pPr>
-            <w:r>
-              <w:rPr>
-                <w:sz w:val="20"/>
-              </w:rPr>
-              <w:t>Testmanager</w:t>
-            </w:r>
-          </w:p>
-          <w:p>
-            <w:pPr>
-              <w:pStyle w:val="CVBody"/>
-            </w:pPr>
-          </w:p>
-          <w:p>
-            <w:pPr>
-              <w:pStyle w:val="CVBody"/>
-            </w:pPr>
-            <w:r>
-              <w:rPr>
-                <w:b/>
-                <w:sz w:val="20"/>
-              </w:rPr>
-              <w:t xml:space="preserve">Kunde/Branche: </w:t>
-            </w:r>
-          </w:p>
-          <w:p>
-            <w:pPr>
-              <w:pStyle w:val="CVBody"/>
-            </w:pPr>
-            <w:r>
-              <w:rPr>
-                <w:sz w:val="20"/>
-              </w:rPr>
-              <w:t>A1 Telekom Austria, Telco</w:t>
-            </w:r>
-          </w:p>
-        </w:tc>
-        <w:tc>
-          <w:tcPr>
-            <w:tcW w:w="8142" w:type="dxa"/>
-          </w:tcPr>
-          <w:p>
-            <w:pPr>
-              <w:pStyle w:val="CVBody"/>
-            </w:pPr>
-            <w:r>
-              <w:rPr>
-                <w:b/>
-                <w:sz w:val="20"/>
-              </w:rPr>
-              <w:t>Tätigkeiten</w:t>
-            </w:r>
-          </w:p>
-          <w:p>
-            <w:pPr>
-              <w:pStyle w:val="Aufzhlungszeichen"/>
-            </w:pPr>
-            <w:r>
-              <w:rPr>
-                <w:color w:val="000000"/>
-                <w:sz w:val="20"/>
-              </w:rPr>
-              <w:t>Testarchitekt; Gesamtverantwortlicher für den Test im Projekt</w:t>
-            </w:r>
-          </w:p>
-          <w:p>
-            <w:pPr>
-              <w:pStyle w:val="Aufzhlungszeichen"/>
-            </w:pPr>
-            <w:r>
-              <w:rPr>
-                <w:color w:val="000000"/>
-                <w:sz w:val="20"/>
-              </w:rPr>
-              <w:t>Unterstützung der Erstellung des "Statement of Work" (SOW) Dokuments (Auftrag des Kunden an uns als Dienstleister)</w:t>
-            </w:r>
-          </w:p>
-          <w:p>
-            <w:pPr>
-              <w:pStyle w:val="Aufzhlungszeichen"/>
-            </w:pPr>
-            <w:r>
-              <w:rPr>
-                <w:color w:val="000000"/>
-                <w:sz w:val="20"/>
-              </w:rPr>
-              <w:t>Erstellung der Teststrategie</w:t>
-            </w:r>
-          </w:p>
-          <w:p>
-            <w:pPr>
-              <w:pStyle w:val="Aufzhlungszeichen"/>
-            </w:pPr>
-            <w:r>
-              <w:rPr>
-                <w:color w:val="000000"/>
-                <w:sz w:val="20"/>
-              </w:rPr>
-              <w:t>Abstimmung der Testaktivitäten mit dem Lösungspartner und dem Kunden</w:t>
-            </w:r>
-          </w:p>
-          <w:p>
-            <w:pPr>
-              <w:pStyle w:val="Aufzhlungszeichen"/>
-            </w:pPr>
-            <w:r>
-              <w:rPr>
-                <w:color w:val="000000"/>
-                <w:sz w:val="20"/>
-              </w:rPr>
-              <w:t>Mitgestaltung von Kundenworkshops zur Detaillierung der Anforderungen für die Schnittstellen</w:t>
-            </w:r>
-          </w:p>
-          <w:p>
-            <w:pPr>
-              <w:pStyle w:val="Aufzhlungszeichen"/>
-            </w:pPr>
-            <w:r>
-              <w:rPr>
-                <w:color w:val="000000"/>
-                <w:sz w:val="20"/>
-              </w:rPr>
-              <w:t>Dokumentation in Confluence und Jira</w:t>
-            </w:r>
-          </w:p>
-          <w:p>
-            <w:pPr>
-              <w:pStyle w:val="Aufzhlungszeichen"/>
-            </w:pPr>
-            <w:r>
-              <w:rPr>
-                <w:color w:val="000000"/>
-                <w:sz w:val="20"/>
-              </w:rPr>
-              <w:t>Management der Schnittstellentester in Indien (2 MA)</w:t>
-            </w:r>
-          </w:p>
-        </w:tc>
-      </w:tr>
-      <w:tr>
-        <w:tc>
-          <w:tcPr>
-            <w:tcW w:w="2062" w:type="dxa"/>
-          </w:tcPr>
-          <w:p>
-            <w:pPr>
-              <w:pStyle w:val="CVBody"/>
-            </w:pPr>
-            <w:r>
-              <w:rPr>
-                <w:b/>
-                <w:sz w:val="20"/>
-              </w:rPr>
-              <w:lastRenderedPageBreak/>
-              <w:t>Tools</w:t>
-            </w:r>
-          </w:p>
-        </w:tc>
-        <w:tc>
-          <w:tcPr>
-            <w:tcW w:w="8142" w:type="dxa"/>
-          </w:tcPr>
-          <w:p>
-            <w:pPr>
-              <w:pStyle w:val="CVBody"/>
-            </w:pPr>
-            <w:r>
-              <w:rPr>
-                <w:sz w:val="19"/>
-              </w:rPr>
-              <w:t>SAP Hybris, MS Office</w:t>
-            </w:r>
-          </w:p>
-        </w:tc>
-      </w:tr>
-    </w:tbl>
-    <w:p/>
-    <w:tbl>
-      <w:tblPr>
-        <w:tblStyle w:val="Tabellenraster"/>
-        <w:tblW w:w="0" w:type="auto"/>
-        <w:tblLayout w:type="fixed"/>
-        <w:tblCellMar>
-          <w:top w:w="56" w:type="dxa"/>
-          <w:left w:w="80" w:type="dxa"/>
-          <w:bottom w:w="56" w:type="dxa"/>
-          <w:right w:w="80" w:type="dxa"/>
-        </w:tblCellMar>
-        <w:tblLook w:val="04A0" w:firstRow="1" w:lastRow="0" w:firstColumn="1" w:lastColumn="0" w:noHBand="0" w:noVBand="1"/>
-      </w:tblPr>
-      <w:tblGrid>
-        <w:gridCol w:w="2062"/>
-        <w:gridCol w:w="8142"/>
-      </w:tblGrid>
-      <w:tr>
-        <w:tc>
-          <w:tcPr>
-            <w:tcW w:w="2062" w:type="dxa"/>
-          </w:tcPr>
-          <w:p>
-            <w:pPr>
-              <w:pStyle w:val="CVBody"/>
-            </w:pPr>
-            <w:r>
-              <w:rPr>
-                <w:b/>
-                <w:sz w:val="20"/>
-              </w:rPr>
-              <w:t>10/2013 – 11/2014</w:t>
-            </w:r>
-          </w:p>
-          <w:p>
-            <w:pPr>
-              <w:pStyle w:val="CVBody"/>
-            </w:pPr>
-            <w:r>
-              <w:rPr>
-                <w:b/>
-                <w:sz w:val="20"/>
-              </w:rPr>
-              <w:t>Rolle:</w:t>
-            </w:r>
-          </w:p>
-          <w:p>
-            <w:pPr>
-              <w:pStyle w:val="CVBody"/>
-            </w:pPr>
-            <w:r>
-              <w:rPr>
-                <w:sz w:val="20"/>
-              </w:rPr>
-              <w:t>Testmanager</w:t>
-            </w:r>
-          </w:p>
-          <w:p>
-            <w:pPr>
-              <w:pStyle w:val="CVBody"/>
-            </w:pPr>
-          </w:p>
-          <w:p>
-            <w:pPr>
-              <w:pStyle w:val="CVBody"/>
-            </w:pPr>
-            <w:r>
-              <w:rPr>
-                <w:b/>
-                <w:sz w:val="20"/>
-              </w:rPr>
-              <w:t xml:space="preserve">Kunde/Branche: </w:t>
-            </w:r>
-          </w:p>
-          <w:p>
-            <w:pPr>
-              <w:pStyle w:val="CVBody"/>
-            </w:pPr>
-            <w:r>
-              <w:rPr>
-                <w:sz w:val="20"/>
-              </w:rPr>
-              <w:t>Verwaltung der Stadt Hamburg, Public</w:t>
-            </w:r>
-          </w:p>
-        </w:tc>
-        <w:tc>
-          <w:tcPr>
-            <w:tcW w:w="8142" w:type="dxa"/>
-          </w:tcPr>
-          <w:p>
-            <w:pPr>
-              <w:pStyle w:val="CVBody"/>
-            </w:pPr>
-            <w:r>
-              <w:rPr>
-                <w:b/>
-                <w:sz w:val="20"/>
-              </w:rPr>
-              <w:t>Tätigkeiten</w:t>
-            </w:r>
-          </w:p>
-          <w:p>
-            <w:pPr>
-              <w:pStyle w:val="Aufzhlungszeichen"/>
-            </w:pPr>
-            <w:r>
-              <w:rPr>
-                <w:color w:val="000000"/>
-                <w:sz w:val="20"/>
-              </w:rPr>
-              <w:t>Lead eines funktionalen Testteams (8 Tester)</w:t>
-            </w:r>
-          </w:p>
-          <w:p>
-            <w:pPr>
-              <w:pStyle w:val="Aufzhlungszeichen"/>
-            </w:pPr>
-            <w:r>
-              <w:rPr>
-                <w:color w:val="000000"/>
-                <w:sz w:val="20"/>
-              </w:rPr>
-              <w:t>Leitung der Erstellung und Durchführung von funktionalen Testfällen und -szenarien für das Thema Forderungsmanagement</w:t>
-            </w:r>
-          </w:p>
-          <w:p>
-            <w:pPr>
-              <w:pStyle w:val="Aufzhlungszeichen"/>
-            </w:pPr>
-            <w:r>
-              <w:rPr>
-                <w:color w:val="000000"/>
-                <w:sz w:val="20"/>
-              </w:rPr>
-              <w:t>Reporting des Testfortschritts</w:t>
-            </w:r>
-          </w:p>
-          <w:p>
-            <w:pPr>
-              <w:pStyle w:val="Aufzhlungszeichen"/>
-            </w:pPr>
-            <w:r>
-              <w:rPr>
-                <w:color w:val="000000"/>
-                <w:sz w:val="20"/>
-              </w:rPr>
-              <w:t>Defect-Management</w:t>
-            </w:r>
-          </w:p>
-          <w:p>
-            <w:pPr>
-              <w:pStyle w:val="Aufzhlungszeichen"/>
-            </w:pPr>
-            <w:r>
-              <w:rPr>
-                <w:color w:val="000000"/>
-                <w:sz w:val="20"/>
-              </w:rPr>
-              <w:t>Koordination der Testautomationsaktivitäten</w:t>
-            </w:r>
-          </w:p>
-          <w:p>
-            <w:pPr>
-              <w:pStyle w:val="Aufzhlungszeichen"/>
-            </w:pPr>
-            <w:r>
-              <w:rPr>
-                <w:color w:val="000000"/>
-                <w:sz w:val="20"/>
-              </w:rPr>
-              <w:t>Beteiligung am User-Acceptance-Test des Kunden</w:t>
-            </w:r>
-          </w:p>
-        </w:tc>
-      </w:tr>
-      <w:tr>
-        <w:tc>
-          <w:tcPr>
-            <w:tcW w:w="2062" w:type="dxa"/>
-          </w:tcPr>
-          <w:p>
-            <w:pPr>
-              <w:pStyle w:val="CVBody"/>
-            </w:pPr>
-            <w:r>
-              <w:rPr>
-                <w:b/>
-                <w:sz w:val="20"/>
-              </w:rPr>
-              <w:t>Tools</w:t>
-            </w:r>
-          </w:p>
-        </w:tc>
-        <w:tc>
-          <w:tcPr>
-            <w:tcW w:w="8142" w:type="dxa"/>
-          </w:tcPr>
-          <w:p>
-            <w:pPr>
-              <w:pStyle w:val="CVBody"/>
-            </w:pPr>
-            <w:r>
-              <w:rPr>
-                <w:sz w:val="19"/>
-              </w:rPr>
-              <w:t>IBM Rational Quality Manager, SQL-Browser, Swagger</w:t>
-            </w:r>
-          </w:p>
-        </w:tc>
-      </w:tr>
-    </w:tbl>
-    <w:p/>
-    <w:tbl>
-      <w:tblPr>
-        <w:tblStyle w:val="Tabellenraster"/>
-        <w:tblW w:w="0" w:type="auto"/>
-        <w:tblLayout w:type="fixed"/>
-        <w:tblCellMar>
-          <w:top w:w="56" w:type="dxa"/>
-          <w:left w:w="80" w:type="dxa"/>
-          <w:bottom w:w="56" w:type="dxa"/>
-          <w:right w:w="80" w:type="dxa"/>
-        </w:tblCellMar>
-        <w:tblLook w:val="04A0" w:firstRow="1" w:lastRow="0" w:firstColumn="1" w:lastColumn="0" w:noHBand="0" w:noVBand="1"/>
-      </w:tblPr>
-      <w:tblGrid>
-        <w:gridCol w:w="2062"/>
-        <w:gridCol w:w="8142"/>
-      </w:tblGrid>
-      <w:tr>
-        <w:tc>
-          <w:tcPr>
-            <w:tcW w:w="2062" w:type="dxa"/>
-          </w:tcPr>
-          <w:p>
-            <w:pPr>
-              <w:pStyle w:val="CVBody"/>
-            </w:pPr>
-            <w:r>
-              <w:rPr>
-                <w:b/>
-                <w:sz w:val="20"/>
-              </w:rPr>
-              <w:t>05/2009 – 08/2013</w:t>
-            </w:r>
-          </w:p>
-          <w:p>
-            <w:pPr>
-              <w:pStyle w:val="CVBody"/>
-            </w:pPr>
-            <w:r>
-              <w:rPr>
-                <w:b/>
-                <w:sz w:val="20"/>
-              </w:rPr>
-              <w:t>Rolle:</w:t>
-            </w:r>
-          </w:p>
-          <w:p>
-            <w:pPr>
-              <w:pStyle w:val="CVBody"/>
-            </w:pPr>
-            <w:r>
-              <w:rPr>
-                <w:sz w:val="20"/>
-              </w:rPr>
-              <w:t>Tester</w:t>
-            </w:r>
-          </w:p>
-          <w:p>
-            <w:pPr>
-              <w:pStyle w:val="CVBody"/>
-            </w:pPr>
-          </w:p>
-          <w:p>
-            <w:pPr>
-              <w:pStyle w:val="CVBody"/>
-            </w:pPr>
-            <w:r>
-              <w:rPr>
-                <w:b/>
-                <w:sz w:val="20"/>
-              </w:rPr>
-              <w:t xml:space="preserve">Kunde/Branche: </w:t>
-            </w:r>
-          </w:p>
-          <w:p>
-            <w:pPr>
-              <w:pStyle w:val="CVBody"/>
-            </w:pPr>
-            <w:r>
-              <w:rPr>
-                <w:sz w:val="20"/>
-              </w:rPr>
-              <w:t>Deutsche Rentenversicherung Bund, Public</w:t>
-            </w:r>
-          </w:p>
-        </w:tc>
-        <w:tc>
-          <w:tcPr>
-            <w:tcW w:w="8142" w:type="dxa"/>
-          </w:tcPr>
-          <w:p>
-            <w:pPr>
-              <w:pStyle w:val="CVBody"/>
-            </w:pPr>
-            <w:r>
-              <w:rPr>
-                <w:b/>
-                <w:sz w:val="20"/>
-              </w:rPr>
-              <w:t>Tätigkeiten</w:t>
-            </w:r>
-          </w:p>
-          <w:p>
-            <w:pPr>
-              <w:pStyle w:val="Aufzhlungszeichen"/>
-            </w:pPr>
-            <w:r>
-              <w:rPr>
-                <w:color w:val="000000"/>
-                <w:sz w:val="20"/>
-              </w:rPr>
-              <w:t>Testplanung und Erstellung entsprechender agiler Testaufgaben mit Aufwandschätzung in Jira</w:t>
-            </w:r>
-          </w:p>
-          <w:p>
-            <w:pPr>
-              <w:pStyle w:val="Aufzhlungszeichen"/>
-            </w:pPr>
-            <w:r>
-              <w:rPr>
-                <w:color w:val="000000"/>
-                <w:sz w:val="20"/>
-              </w:rPr>
-              <w:t>Erstellung und Durchführung weitgehend automatisierter Testfälle mit den Testtools Tosca und ATeF</w:t>
-            </w:r>
-          </w:p>
-          <w:p>
-            <w:pPr>
-              <w:pStyle w:val="Aufzhlungszeichen"/>
-            </w:pPr>
-            <w:r>
-              <w:rPr>
-                <w:color w:val="000000"/>
-                <w:sz w:val="20"/>
-              </w:rPr>
-              <w:t>Erstellung, Durchführung und Auswertung von Last- und Performancetests mit jMeter</w:t>
-            </w:r>
-          </w:p>
-          <w:p>
-            <w:pPr>
-              <w:pStyle w:val="Aufzhlungszeichen"/>
-            </w:pPr>
-            <w:r>
-              <w:rPr>
-                <w:color w:val="000000"/>
-                <w:sz w:val="20"/>
-              </w:rPr>
-              <w:t>Prüfung von Logfiles, DB-Tabellen und JMS-Queues</w:t>
-            </w:r>
-          </w:p>
-        </w:tc>
-      </w:tr>
-      <w:tr>
-        <w:tc>
-          <w:tcPr>
-            <w:tcW w:w="2062" w:type="dxa"/>
-          </w:tcPr>
-          <w:p>
-            <w:pPr>
-              <w:pStyle w:val="CVBody"/>
-            </w:pPr>
-            <w:r>
-              <w:rPr>
-                <w:b/>
-                <w:sz w:val="20"/>
-              </w:rPr>
-              <w:t>Tools</w:t>
-            </w:r>
-          </w:p>
-        </w:tc>
-        <w:tc>
-          <w:tcPr>
-            <w:tcW w:w="8142" w:type="dxa"/>
-          </w:tcPr>
-          <w:p>
-            <w:pPr>
-              <w:pStyle w:val="CVBody"/>
-            </w:pPr>
-            <w:r>
-              <w:rPr>
-                <w:sz w:val="19"/>
-              </w:rPr>
-              <w:t>Jira, Tosca, ATeF (internes Testautomatisierungstool), SQL-Browser, JMS-Browser</w:t>
-            </w:r>
-          </w:p>
-        </w:tc>
-      </w:tr>
-    </w:tbl>
-    <w:p/>
-    <w:tbl>
-      <w:tblPr>
-        <w:tblStyle w:val="Tabellenraster"/>
-        <w:tblW w:w="0" w:type="auto"/>
-        <w:tblLayout w:type="fixed"/>
-        <w:tblCellMar>
-          <w:top w:w="56" w:type="dxa"/>
-          <w:left w:w="80" w:type="dxa"/>
-          <w:bottom w:w="56" w:type="dxa"/>
-          <w:right w:w="80" w:type="dxa"/>
-        </w:tblCellMar>
-        <w:tblLook w:val="04A0" w:firstRow="1" w:lastRow="0" w:firstColumn="1" w:lastColumn="0" w:noHBand="0" w:noVBand="1"/>
-      </w:tblPr>
-      <w:tblGrid>
-        <w:gridCol w:w="2062"/>
-        <w:gridCol w:w="8142"/>
-      </w:tblGrid>
-      <w:tr>
-        <w:tc>
-          <w:tcPr>
-            <w:tcW w:w="2062" w:type="dxa"/>
-          </w:tcPr>
-          <w:p>
-            <w:pPr>
-              <w:pStyle w:val="CVBody"/>
-            </w:pPr>
-            <w:r>
-              <w:rPr>
-                <w:b/>
-                <w:sz w:val="20"/>
-              </w:rPr>
-              <w:t>11/2000 – 04/2009</w:t>
-            </w:r>
-          </w:p>
-          <w:p>
-            <w:pPr>
-              <w:pStyle w:val="CVBody"/>
-            </w:pPr>
-            <w:r>
-              <w:rPr>
-                <w:b/>
-                <w:sz w:val="20"/>
-              </w:rPr>
-              <w:t>Rolle:</w:t>
-            </w:r>
-          </w:p>
-          <w:p>
-            <w:pPr>
-              <w:pStyle w:val="CVBody"/>
-            </w:pPr>
-            <w:r>
-              <w:rPr>
-                <w:sz w:val="20"/>
-              </w:rPr>
-              <w:t>Testmanager, Tester, Java-Entwickler</w:t>
-            </w:r>
-          </w:p>
-          <w:p>
-            <w:pPr>
-              <w:pStyle w:val="CVBody"/>
-            </w:pPr>
-          </w:p>
-          <w:p>
-            <w:pPr>
-              <w:pStyle w:val="CVBody"/>
-            </w:pPr>
-            <w:r>
-              <w:rPr>
-                <w:b/>
-                <w:sz w:val="20"/>
-              </w:rPr>
-              <w:t xml:space="preserve">Kunde: </w:t>
-            </w:r>
-          </w:p>
-          <w:p>
-            <w:pPr>
-              <w:pStyle w:val="CVBody"/>
-            </w:pPr>
-            <w:r>
-              <w:rPr>
-                <w:sz w:val="20"/>
-              </w:rPr>
-              <w:t>Verschiedene Kunden</w:t>
-            </w:r>
-          </w:p>
-        </w:tc>
-        <w:tc>
-          <w:tcPr>
-            <w:tcW w:w="8142" w:type="dxa"/>
-          </w:tcPr>
-          <w:p>
-            <w:pPr>
-              <w:pStyle w:val="CVBody"/>
-            </w:pPr>
-            <w:r>
-              <w:rPr>
-                <w:b/>
-                <w:sz w:val="20"/>
-              </w:rPr>
-              <w:t>Tätigkeiten</w:t>
-            </w:r>
-          </w:p>
-          <w:p>
-            <w:pPr>
-              <w:pStyle w:val="Aufzhlungszeichen"/>
-            </w:pPr>
-            <w:r>
-              <w:rPr>
-                <w:color w:val="000000"/>
-                <w:sz w:val="20"/>
-              </w:rPr>
-              <w:t>Testmanagement in agilen und klassischen Projekten: Verantwortung für Testplanung, Testkoordination und Reporting</w:t>
-            </w:r>
-          </w:p>
-          <w:p>
-            <w:pPr>
-              <w:pStyle w:val="Aufzhlungszeichen"/>
-            </w:pPr>
-            <w:r>
-              <w:rPr>
-                <w:color w:val="000000"/>
-                <w:sz w:val="20"/>
-              </w:rPr>
-              <w:t>Durchführung und Automatisierung von Tests (Unit-, Integration-, E2E-, UAT-Tests)</w:t>
-            </w:r>
-          </w:p>
-          <w:p>
-            <w:pPr>
-              <w:pStyle w:val="Aufzhlungszeichen"/>
-            </w:pPr>
-            <w:r>
-              <w:rPr>
-                <w:color w:val="000000"/>
-                <w:sz w:val="20"/>
-              </w:rPr>
-              <w:t>BI-Testing</w:t>
-            </w:r>
-          </w:p>
-          <w:p>
-            <w:pPr>
-              <w:pStyle w:val="Aufzhlungszeichen"/>
-            </w:pPr>
-            <w:r>
-              <w:rPr>
-                <w:color w:val="000000"/>
-                <w:sz w:val="20"/>
-              </w:rPr>
-              <w:t>Java-Entwicklung von Backend-Lösungen mit Fokus auf Microservices, APIs und automatisierte Tests</w:t>
-            </w:r>
-          </w:p>
-          <w:p>
-            <w:pPr>
-              <w:pStyle w:val="Aufzhlungszeichen"/>
-            </w:pPr>
-            <w:r>
-              <w:rPr>
-                <w:color w:val="000000"/>
-                <w:sz w:val="20"/>
-              </w:rPr>
-              <w:t>Abstimmung und Zusammenarbeit mit internationalen Teams</w:t>
-            </w:r>
-          </w:p>
-        </w:tc>
-      </w:tr>
-      <w:tr>
-        <w:tc>
-          <w:tcPr>
-            <w:tcW w:w="2062" w:type="dxa"/>
-          </w:tcPr>
-          <w:p>
-            <w:pPr>
-              <w:pStyle w:val="CVBody"/>
-            </w:pPr>
-            <w:r>
-              <w:rPr>
-                <w:b/>
-                <w:sz w:val="20"/>
-              </w:rPr>
-              <w:t>Tools</w:t>
-            </w:r>
-          </w:p>
-        </w:tc>
-        <w:tc>
-          <w:tcPr>
-            <w:tcW w:w="8142" w:type="dxa"/>
-          </w:tcPr>
-          <w:p>
-            <w:pPr>
-              <w:pStyle w:val="CVBody"/>
-            </w:pPr>
-            <w:r>
-              <w:rPr>
-                <w:sz w:val="19"/>
-              </w:rPr>
-              <w:t>HP ALM, SQL-Browser, Java, Perl, Shell-Scripts, Microstrategy, MS Office, DBs von Oracle, IBM und Terradata</w:t>
-            </w:r>
-          </w:p>
-        </w:tc>
-      </w:tr>
-    </w:tbl>
-    <w:p>
-      <w:pPr>
-        <w:pStyle w:val="CVSectionHeading"/>
-        <w:pBdr>
-          <w:bottom w:val="single" w:sz="6" w:space="2" w:color="D4D7DB"/>
-        </w:pBdr>
-      </w:pPr>
-      <w:r>
-        <w:t>Kenntnisse</w:t>
-      </w:r>
-    </w:p>
-    <w:p>
-      <w:pPr>
-        <w:pStyle w:val="Aufzhlungszeichen"/>
-        <w:spacing w:after="40"/>
-      </w:pPr>
-      <w:r>
-        <w:rPr>
-          <w:b/>
-        </w:rPr>
-        <w:t>Sprachen:</w:t>
-      </w:r>
-      <w:r>
-        <w:t xml:space="preserve"> Python, TypeScript, SQL</w:t>
-      </w:r>
-    </w:p>
-    <w:p>
-      <w:pPr>
-        <w:pStyle w:val="Aufzhlungszeichen"/>
-        <w:spacing w:after="40"/>
-      </w:pPr>
-      <w:r>
-        <w:rPr>
-          <w:b/>
-        </w:rPr>
-        <w:t>Backend:</w:t>
-      </w:r>
-      <w:r>
-        <w:t xml:space="preserve"> FastAPI, NestJS, PostgreSQL</w:t>
-      </w:r>
-    </w:p>
-    <w:p>
-      <w:pPr>
-        <w:pStyle w:val="Aufzhlungszeichen"/>
-        <w:spacing w:after="40"/>
-      </w:pPr>
-      <w:r>
-        <w:rPr>
-          <w:b/>
-        </w:rPr>
-        <w:t>Infrastruktur:</w:t>
-      </w:r>
-      <w:r>
-        <w:t xml:space="preserve"> Docker, Kubernetes, GitHub Actions</w:t>
-      </w:r>
-    </w:p>
-    <w:p>
-      <w:pPr>
-        <w:pStyle w:val="Aufzhlungszeichen"/>
-        <w:spacing w:after="40"/>
-      </w:pPr>
-      <w:r>
-        <w:rPr>
-          <w:b/>
-        </w:rPr>
-        <w:t>Testing:</w:t>
-      </w:r>
-      <w:r>
-        <w:t xml:space="preserve"> pytest, Playwright</w:t>
-      </w:r>
-    </w:p>
-    <w:p>
-      <w:pPr>
-        <w:pStyle w:val="CVSectionHeading"/>
-        <w:pBdr>
-          <w:bottom w:val="single" w:sz="6" w:space="2" w:color="D4D7DB"/>
-        </w:pBdr>
-      </w:pPr>
-      <w:r>
-        <w:t>Ausbildung</w:t>
-      </w:r>
-    </w:p>
-    <w:p>
-      <w:pPr>
-        <w:pStyle w:val="CVEntry"/>
-      </w:pPr>
-      <w:r>
-        <w:t>Diplom Informatik — Universität Beispielstadt</w:t>
-      </w:r>
-    </w:p>
-    <w:p>
-      <w:pPr>
-        <w:pStyle w:val="CVEntryMeta"/>
-      </w:pPr>
-      <w:r>
-        <w:rPr>
-          <w:i/>
-        </w:rPr>
-        <w:t>2010 – 2016</w:t>
-      </w:r>
-    </w:p>
-    <w:p>
-      <w:pPr>
-        <w:pStyle w:val="CVBody"/>
-      </w:pPr>
-      <w:r>
-        <w:t>Schwerpunkt verteilte Systeme.</w:t>
-      </w:r>
-    </w:p>
-    <w:p>
-      <w:pPr>
-        <w:pStyle w:val="CVSectionHeading"/>
-        <w:pBdr>
-          <w:bottom w:val="single" w:sz="6" w:space="2" w:color="D4D7DB"/>
-        </w:pBdr>
-      </w:pPr>
-      <w:r>
-        <w:lastRenderedPageBreak/>
-        <w:t>Sprachen</w:t>
-      </w:r>
-    </w:p>
-    <w:p>
-      <w:pPr>
-        <w:pStyle w:val="Aufzhlungszeichen"/>
-        <w:spacing w:after="40"/>
-      </w:pPr>
-      <w:r>
-        <w:rPr>
-          <w:b/>
-        </w:rPr>
-        <w:t>Deutsch:</w:t>
-      </w:r>
-      <w:r>
-        <w:t xml:space="preserve"> Muttersprache</w:t>
-      </w:r>
-    </w:p>
-    <w:p>
-      <w:pPr>
-        <w:pStyle w:val="Aufzhlungszeichen"/>
-        <w:spacing w:after="40"/>
-      </w:pPr>
-      <w:r>
-        <w:rPr>
-          <w:b/>
-        </w:rPr>
-        <w:t>Englisch:</w:t>
-      </w:r>
-      <w:r>
-        <w:t xml:space="preserve"> verhandlungssicher (C1)</w:t>
       </w:r>
     </w:p>
     <w:sectPr>
@@ -17073,6 +12014,29 @@
       <w:color w:val="55585C"/>
     </w:rPr>
   </w:style>
+  <w:style w:type="character" w:styleId="Hyperlink">
+    <w:name w:val="Hyperlink"/>
+    <w:basedOn w:val="Absatz-Standardschriftart"/>
+    <w:uiPriority w:val="99"/>
+    <w:unhideWhenUsed/>
+    <w:rsid w:val="00603136"/>
+    <w:rPr>
+      <w:color w:val="0000FF" w:themeColor="hyperlink"/>
+      <w:u w:val="single"/>
+    </w:rPr>
+  </w:style>
+  <w:style w:type="character" w:styleId="NichtaufgelsteErwhnung">
+    <w:name w:val="Unresolved Mention"/>
+    <w:basedOn w:val="Absatz-Standardschriftart"/>
+    <w:uiPriority w:val="99"/>
+    <w:semiHidden/>
+    <w:unhideWhenUsed/>
+    <w:rsid w:val="00603136"/>
+    <w:rPr>
+      <w:color w:val="605E5C"/>
+      <w:shd w:val="clear" w:color="auto" w:fill="E1DFDD"/>
+    </w:rPr>
+  </w:style>
 </w:styles>
 </file>
 
